--- a/Graph_Explorer_FRD.docx
+++ b/Graph_Explorer_FRD.docx
@@ -33,7 +33,7 @@
         <w:rPr>
           <w:sz w:val="22"/>
         </w:rPr>
-        <w:t>Version 1.1  ·  June 2026</w:t>
+        <w:t>Version 1.2  ·  June 2026</w:t>
       </w:r>
     </w:p>
     <w:p>
@@ -637,6 +637,30 @@
     </w:p>
     <w:p>
       <w:pPr>
+        <w:pStyle w:val="ListBullet"/>
+      </w:pPr>
+      <w:r>
+        <w:t xml:space="preserve">Find relations ▶ sub-menu (see §19): Find relations between groups (All / Direct / Biomarker / Indirect), Load similar relations.</w:t>
+      </w:r>
+    </w:p>
+    <w:p>
+      <w:pPr>
+        <w:pStyle w:val="ListBullet"/>
+      </w:pPr>
+      <w:r>
+        <w:t xml:space="preserve">Expand ▶ sub-menu (see §20): Expand All, Expand To…, Find relations between selected and unselected, Expand similar, Expand direct.</w:t>
+      </w:r>
+    </w:p>
+    <w:p>
+      <w:pPr>
+        <w:pStyle w:val="ListBullet"/>
+      </w:pPr>
+      <w:r>
+        <w:t xml:space="preserve">Export query data ▶ sub-menu (see §21): Export references for current query, Export relations for current query.</w:t>
+      </w:r>
+    </w:p>
+    <w:p>
+      <w:pPr>
         <w:pStyle w:val="Heading3"/>
         <w:spacing w:before="120"/>
       </w:pPr>
@@ -813,6 +837,34 @@
     <w:p>
       <w:r>
         <w:t>A collapsible bar below the tab bar (hidden by default). Contains a multi-line Cypher textarea (Ctrl+Enter / Cmd+Enter runs the query), Run button, and Clear button. Toggled via Database → Neo4j Cypher.</w:t>
+      </w:r>
+    </w:p>
+    <w:p>
+      <w:pPr>
+        <w:pStyle w:val="Heading3"/>
+        <w:spacing w:before="120"/>
+      </w:pPr>
+      <w:r>
+        <w:t>3.4.1  Schema Autocomplete</w:t>
+      </w:r>
+    </w:p>
+    <w:p>
+      <w:r>
+        <w:t xml:space="preserve">As the user types in the Cypher textarea, the function _acTrigger() fires on every keystroke and inspects the text before the cursor to determine context. It calls _loadSchema() to fetch (and cache) node labels, relationship types, and property keys from GET /api/graph/schema. A dropdown (#cypher-autocomplete) appears below the cursor with up to 8 matching suggestions. Context rules: a pattern like [r:W matches relationship types; (n:W matches node labels; node.W or {W matches property keys; a bare word of 2+ characters matches Cypher keywords. Clicking or pressing Enter on a suggestion inserts the completion. The dropdown closes on Escape, outside click, or when the textarea loses focus. The schema is pre-loaded on login (showApp()) so autocomplete is ready immediately.</w:t>
+      </w:r>
+    </w:p>
+    <w:p>
+      <w:pPr>
+        <w:pStyle w:val="Heading3"/>
+        <w:spacing w:before="120"/>
+      </w:pPr>
+      <w:r>
+        <w:t>3.4.2  Cypher Structural and Semantic Lint</w:t>
+      </w:r>
+    </w:p>
+    <w:p>
+      <w:r>
+        <w:t xml:space="preserve">After the user pauses typing (300 ms debounce), runCypherExplainLint() runs. Phase 1 — structural check: _stripCypherStrings() removes string literal contents, then cypherStructuralCheck() applies regex rules: unbalanced parentheses/brackets/braces, space after dot in property access (e.g. r. Source), consecutive dots, unknown RETURN/WHERE/WITH structure. Errors are shown in a red lint bar below the textarea; linting stops. Phase 2 — EXPLAIN: the query is prefixed with EXPLAIN and sent to POST /api/graph/query. A Neo4j parse error is shown in the lint bar. Phase 3 — semantic check: cypherSemanticWarn() scans the stripped query for bare property references used as booleans in WHERE/AND/OR clauses (e.g. WHERE r.RelationNumberOfReferences AND …) and shows a yellow warning. If all three phases pass, a green “✓ Syntax OK” message is shown.</w:t>
       </w:r>
     </w:p>
     <w:p>
@@ -3331,6 +3383,230 @@
           </w:p>
         </w:tc>
       </w:tr>
+      <w:tr>
+        <w:tc>
+          <w:tcPr>
+            <w:tcW w:type="dxa" w:w="2880"/>
+          </w:tcPr>
+          <w:p>
+            <w:r>
+              <w:t>GET /api/graph/schema</w:t>
+            </w:r>
+          </w:p>
+        </w:tc>
+        <w:tc>
+          <w:tcPr>
+            <w:tcW w:type="dxa" w:w="2880"/>
+          </w:tcPr>
+          <w:p>
+            <w:r>
+              <w:t>GET</w:t>
+            </w:r>
+          </w:p>
+        </w:tc>
+        <w:tc>
+          <w:tcPr>
+            <w:tcW w:type="dxa" w:w="2880"/>
+          </w:tcPr>
+          <w:p>
+            <w:r>
+              <w:t>Returns {labels[], relTypes[], propKeys[]} from Neo4j for autocomplete. Auth required.</w:t>
+            </w:r>
+          </w:p>
+        </w:tc>
+      </w:tr>
+      <w:tr>
+        <w:tc>
+          <w:tcPr>
+            <w:tcW w:type="dxa" w:w="2880"/>
+          </w:tcPr>
+          <w:p>
+            <w:r>
+              <w:t>POST /api/graph/count-query</w:t>
+            </w:r>
+          </w:p>
+        </w:tc>
+        <w:tc>
+          <w:tcPr>
+            <w:tcW w:type="dxa" w:w="2880"/>
+          </w:tcPr>
+          <w:p>
+            <w:r>
+              <w:t>POST</w:t>
+            </w:r>
+          </w:p>
+        </w:tc>
+        <w:tc>
+          <w:tcPr>
+            <w:tcW w:type="dxa" w:w="2880"/>
+          </w:tcPr>
+          <w:p>
+            <w:r>
+              <w:t xml:space="preserve">Wraps the query in COUNT(*) and returns {count}. Used before loading large result sets. Body: {query}.</w:t>
+            </w:r>
+          </w:p>
+        </w:tc>
+      </w:tr>
+      <w:tr>
+        <w:tc>
+          <w:tcPr>
+            <w:tcW w:type="dxa" w:w="2880"/>
+          </w:tcPr>
+          <w:p>
+            <w:r>
+              <w:t>POST /api/graph/expand</w:t>
+            </w:r>
+          </w:p>
+        </w:tc>
+        <w:tc>
+          <w:tcPr>
+            <w:tcW w:type="dxa" w:w="2880"/>
+          </w:tcPr>
+          <w:p>
+            <w:r>
+              <w:t>POST</w:t>
+            </w:r>
+          </w:p>
+        </w:tc>
+        <w:tc>
+          <w:tcPr>
+            <w:tcW w:type="dxa" w:w="2880"/>
+          </w:tcPr>
+          <w:p>
+            <w:r>
+              <w:t xml:space="preserve">Expands anchor nodes by URN. Body: {urns[], mode, targetLabels?}. Returns {nodes[], edges[]}.</w:t>
+            </w:r>
+          </w:p>
+        </w:tc>
+      </w:tr>
+      <w:tr>
+        <w:tc>
+          <w:tcPr>
+            <w:tcW w:type="dxa" w:w="2880"/>
+          </w:tcPr>
+          <w:p>
+            <w:r>
+              <w:t>POST /api/relations/find-between</w:t>
+            </w:r>
+          </w:p>
+        </w:tc>
+        <w:tc>
+          <w:tcPr>
+            <w:tcW w:type="dxa" w:w="2880"/>
+          </w:tcPr>
+          <w:p>
+            <w:r>
+              <w:t>POST</w:t>
+            </w:r>
+          </w:p>
+        </w:tc>
+        <w:tc>
+          <w:tcPr>
+            <w:tcW w:type="dxa" w:w="2880"/>
+          </w:tcPr>
+          <w:p>
+            <w:r>
+              <w:t xml:space="preserve">Finds Neo4j relations between selected and unselected node URNs. Body: {selectedURNs[], allURNs[], filterType}. Returns {relations[]}.</w:t>
+            </w:r>
+          </w:p>
+        </w:tc>
+      </w:tr>
+      <w:tr>
+        <w:tc>
+          <w:tcPr>
+            <w:tcW w:type="dxa" w:w="2880"/>
+          </w:tcPr>
+          <w:p>
+            <w:r>
+              <w:t>POST /api/relations/find-similar</w:t>
+            </w:r>
+          </w:p>
+        </w:tc>
+        <w:tc>
+          <w:tcPr>
+            <w:tcW w:type="dxa" w:w="2880"/>
+          </w:tcPr>
+          <w:p>
+            <w:r>
+              <w:t>POST</w:t>
+            </w:r>
+          </w:p>
+        </w:tc>
+        <w:tc>
+          <w:tcPr>
+            <w:tcW w:type="dxa" w:w="2880"/>
+          </w:tcPr>
+          <w:p>
+            <w:r>
+              <w:t xml:space="preserve">Batch-matches RNEF pathway edges to Neo4j relations. Body: {relations[{rURN, tURN, relType, effect, mechanism}]}. Returns {results[{idx, check, relations[]}]}.</w:t>
+            </w:r>
+          </w:p>
+        </w:tc>
+      </w:tr>
+      <w:tr>
+        <w:tc>
+          <w:tcPr>
+            <w:tcW w:type="dxa" w:w="2880"/>
+          </w:tcPr>
+          <w:p>
+            <w:r>
+              <w:t>POST /api/graph/export-query-references</w:t>
+            </w:r>
+          </w:p>
+        </w:tc>
+        <w:tc>
+          <w:tcPr>
+            <w:tcW w:type="dxa" w:w="2880"/>
+          </w:tcPr>
+          <w:p>
+            <w:r>
+              <w:t>POST</w:t>
+            </w:r>
+          </w:p>
+        </w:tc>
+        <w:tc>
+          <w:tcPr>
+            <w:tcW w:type="dxa" w:w="2880"/>
+          </w:tcPr>
+          <w:p>
+            <w:r>
+              <w:t xml:space="preserve">Runs a Cypher query, collects RelationIDs from results, fetches references from PostgreSQL, and returns CSV content for download. Body: {query}.</w:t>
+            </w:r>
+          </w:p>
+        </w:tc>
+      </w:tr>
+      <w:tr>
+        <w:tc>
+          <w:tcPr>
+            <w:tcW w:type="dxa" w:w="2880"/>
+          </w:tcPr>
+          <w:p>
+            <w:r>
+              <w:t>POST /api/graph/export-query-relations</w:t>
+            </w:r>
+          </w:p>
+        </w:tc>
+        <w:tc>
+          <w:tcPr>
+            <w:tcW w:type="dxa" w:w="2880"/>
+          </w:tcPr>
+          <w:p>
+            <w:r>
+              <w:t>POST</w:t>
+            </w:r>
+          </w:p>
+        </w:tc>
+        <w:tc>
+          <w:tcPr>
+            <w:tcW w:type="dxa" w:w="2880"/>
+          </w:tcPr>
+          <w:p>
+            <w:r>
+              <w:t xml:space="preserve">Runs a Cypher query, collects edges with node names, and returns a CSV of relation rows for download. Body: {query}.</w:t>
+            </w:r>
+          </w:p>
+        </w:tc>
+      </w:tr>
     </w:tbl>
     <w:p/>
     <w:p>
@@ -3637,6 +3913,242 @@
       </w:tr>
     </w:tbl>
     <w:p/>
+    <w:p>
+      <w:pPr>
+        <w:pStyle w:val="Heading1"/>
+        <w:spacing w:before="280"/>
+      </w:pPr>
+      <w:r>
+        <w:t>19. Find Relations Between Groups</w:t>
+      </w:r>
+    </w:p>
+    <w:p>
+      <w:r>
+        <w:t xml:space="preserve">Entry point: Database → Find relations ▶ (four items: All, Direct physical interactions, Biomarker, Indirect). Calls findRelationsBetweenGroups(filterType) where filterType is “all” | “direct” | “biomarker” | “indirect”.</w:t>
+      </w:r>
+    </w:p>
+    <w:p>
+      <w:pPr>
+        <w:pStyle w:val="Heading2"/>
+        <w:spacing w:before="160"/>
+      </w:pPr>
+      <w:r>
+        <w:t>19.1  Client Logic</w:t>
+      </w:r>
+    </w:p>
+    <w:p>
+      <w:r>
+        <w:t xml:space="preserve">1. Collects URNs of currently selected non-clone nodes (selectedURNs) and all non-clone nodes (allURNs). 2. Calls POST /api/relations/find-between with {selectedURNs, allURNs, filterType}. 3. Deduplicates returned relations against existing canvas edges (by RelationID). 4. Displays a confirmation dialog showing count and breakdown by relation type. 5. On confirm, calls pushUndo(), then for each new relation: builds a synthetic Neo4j edge object, calls graphData.edges.push(), and calls cy.add() with _buildCyEdgeData() for canonical data assembly (see §22).</w:t>
+      </w:r>
+    </w:p>
+    <w:p>
+      <w:pPr>
+        <w:pStyle w:val="Heading2"/>
+        <w:spacing w:before="160"/>
+      </w:pPr>
+      <w:r>
+        <w:t>19.2  Server Logic (POST /api/relations/find-between)</w:t>
+      </w:r>
+    </w:p>
+    <w:p>
+      <w:r>
+        <w:t xml:space="preserve">Builds a Cypher query using the selectedURNs and allURNs. For filterType “direct”: restricts to DIRECT_TYPES relations. For “biomarker”: restricts to Biomarker type. For “indirect”: restricts to non-direct types. Returns {relations[{rURN, tURN, relType, relationID, numRefs, effect, mechanism}]}.</w:t>
+      </w:r>
+    </w:p>
+    <w:p>
+      <w:pPr>
+        <w:pStyle w:val="Heading1"/>
+        <w:spacing w:before="280"/>
+      </w:pPr>
+      <w:r>
+        <w:t>20. Expand Selected Nodes</w:t>
+      </w:r>
+    </w:p>
+    <w:p>
+      <w:r>
+        <w:t xml:space="preserve">Entry point: Database → Expand ▶ sub-menu. Five modes are available:</w:t>
+      </w:r>
+    </w:p>
+    <w:p>
+      <w:pPr>
+        <w:pStyle w:val="ListBullet"/>
+      </w:pPr>
+      <w:r>
+        <w:t xml:space="preserve">Expand All — fetches all neighbours of selected nodes regardless of relation type.</w:t>
+      </w:r>
+    </w:p>
+    <w:p>
+      <w:pPr>
+        <w:pStyle w:val="ListBullet"/>
+      </w:pPr>
+      <w:r>
+        <w:t xml:space="preserve">Expand To… — opens the Expand To dialog where the user chooses one or more target node labels (e.g. Protein, Disease).</w:t>
+      </w:r>
+    </w:p>
+    <w:p>
+      <w:pPr>
+        <w:pStyle w:val="ListBullet"/>
+      </w:pPr>
+      <w:r>
+        <w:t xml:space="preserve">Find relations between selected and unselected — equivalent to Find relations (All) but routed through the expand pipeline.</w:t>
+      </w:r>
+    </w:p>
+    <w:p>
+      <w:pPr>
+        <w:pStyle w:val="ListBullet"/>
+      </w:pPr>
+      <w:r>
+        <w:t xml:space="preserve">Expand similar — fetches neighbours connected by non-direct (indirect/binding) relation types.</w:t>
+      </w:r>
+    </w:p>
+    <w:p>
+      <w:pPr>
+        <w:pStyle w:val="ListBullet"/>
+      </w:pPr>
+      <w:r>
+        <w:t xml:space="preserve">Expand direct — fetches neighbours connected by direct (DIRECT_TYPES) relation types only.</w:t>
+      </w:r>
+    </w:p>
+    <w:p>
+      <w:pPr>
+        <w:pStyle w:val="Heading2"/>
+        <w:spacing w:before="160"/>
+      </w:pPr>
+      <w:r>
+        <w:t>20.1  Flow</w:t>
+      </w:r>
+    </w:p>
+    <w:p>
+      <w:r>
+        <w:t xml:space="preserve">expandSelectedNodes(mode) collects URNs of selected non-clone nodes, then: for mode “all”/“similar”/“direct” calls _doExpand() directly; for mode “to” opens the Expand To dialog first (showExpandToDialog); for mode “between” calls _doExpand() with the between-mode filter. _doExpand() calls POST /api/graph/expand and stores the result in _expandPending. A confirmation modal shows the count of nodes and edges that will be added. _expandCommit() calls mergeGraphData(_expandPending) (see §22), then pushUndoSnapshot() and updateStats(). _expandCancel() discards _expandPending.</w:t>
+      </w:r>
+    </w:p>
+    <w:p>
+      <w:pPr>
+        <w:pStyle w:val="Heading2"/>
+        <w:spacing w:before="160"/>
+      </w:pPr>
+      <w:r>
+        <w:t>20.2  Server Logic (POST /api/graph/expand)</w:t>
+      </w:r>
+    </w:p>
+    <w:p>
+      <w:r>
+        <w:t xml:space="preserve">Accepts {urns[], mode, targetLabels?}. Builds a Cypher MATCH clause from the URN list, applies the mode filter on relationship types, and optionally applies a label filter on neighbour nodes. Uses processValue() to assemble nodes and edges in the same format as POST /api/graph/query. Returns {nodes[], edges[]}.</w:t>
+      </w:r>
+    </w:p>
+    <w:p>
+      <w:pPr>
+        <w:pStyle w:val="Heading1"/>
+        <w:spacing w:before="280"/>
+      </w:pPr>
+      <w:r>
+        <w:t>21. Export Query Data</w:t>
+      </w:r>
+    </w:p>
+    <w:p>
+      <w:r>
+        <w:t xml:space="preserve">Entry point: Database → Export query data ▶. Two items: Export references for current query and Export relations for current query. Both operate on the query currently in the textarea (not the loaded graph).</w:t>
+      </w:r>
+    </w:p>
+    <w:p>
+      <w:pPr>
+        <w:pStyle w:val="Heading2"/>
+        <w:spacing w:before="160"/>
+      </w:pPr>
+      <w:r>
+        <w:t>21.1  Export References (POST /api/graph/export-query-references)</w:t>
+      </w:r>
+    </w:p>
+    <w:p>
+      <w:r>
+        <w:t xml:space="preserve">Client calls exportQueryReferences(). A pre-flight count check uses POST /api/graph/count-query; if the row count exceeds 20 000 a warning dialog asks for confirmation before proceeding. The server runs the Cypher query, extracts RelationID values from all returned edges, queries PostgreSQL for references, and streams a CSV response. The client downloads it as query-references.csv.</w:t>
+      </w:r>
+    </w:p>
+    <w:p>
+      <w:pPr>
+        <w:pStyle w:val="Heading2"/>
+        <w:spacing w:before="160"/>
+      </w:pPr>
+      <w:r>
+        <w:t>21.2  Export Relations (POST /api/graph/export-query-relations)</w:t>
+      </w:r>
+    </w:p>
+    <w:p>
+      <w:r>
+        <w:t xml:space="preserve">Client calls exportQueryRelations(). Same pre-flight count check. The server runs the Cypher query, assembles rows of {Regulator, RegulatorType, Target, TargetType, RelationType, Effect, Mechanism, RelationNumberOfReferences, RelationID} from the returned graph data, and streams a CSV response downloaded as query-relations.csv.</w:t>
+      </w:r>
+    </w:p>
+    <w:p>
+      <w:pPr>
+        <w:pStyle w:val="Heading1"/>
+        <w:spacing w:before="280"/>
+      </w:pPr>
+      <w:r>
+        <w:t>22. Shared Graph Merge Helpers</w:t>
+      </w:r>
+    </w:p>
+    <w:p>
+      <w:r>
+        <w:t xml:space="preserve">All operations that add nodes and edges from Neo4j (Expand, Find relations, Load similar relations) must use the shared helpers defined in app.js before renderGraph(). This prevents the data-assembly logic from diverging across features.</w:t>
+      </w:r>
+    </w:p>
+    <w:p>
+      <w:pPr>
+        <w:pStyle w:val="Heading2"/>
+        <w:spacing w:before="160"/>
+      </w:pPr>
+      <w:r>
+        <w:t>22.1  _buildCyNodeData(n)</w:t>
+      </w:r>
+    </w:p>
+    <w:p>
+      <w:r>
+        <w:t xml:space="preserve">Mirrors the node assembly block inside renderGraph(). Sets id, elementId, label (via getNodeLabel), color (via getNodeColor(n.labels)), nodeType. Spreads n.properties via Object.assign, then re-asserts id to prevent n.properties.id from clobbering the cy node ID. Sets NodeType alias if missing.</w:t>
+      </w:r>
+    </w:p>
+    <w:p>
+      <w:pPr>
+        <w:pStyle w:val="Heading2"/>
+        <w:spacing w:before="160"/>
+      </w:pPr>
+      <w:r>
+        <w:t>22.2  _buildCyEdgeData(e, srcCyId, tgtCyId)</w:t>
+      </w:r>
+    </w:p>
+    <w:p>
+      <w:r>
+        <w:t xml:space="preserve">Mirrors the edge assembly block inside renderGraph(). Sets id, elementId, source, target, relType, relId (RelationID), relIds, edgeURN, numRefs, effect (via normEffectDisplay), mechanism, confidence, citationScore, color (via getTypeColor), isHyperedge, thickness (via getEdgeThickness), lineStyle (solid for DIRECT_TYPES, dashed otherwise), directed.</w:t>
+      </w:r>
+    </w:p>
+    <w:p>
+      <w:pPr>
+        <w:pStyle w:val="Heading2"/>
+        <w:spacing w:before="160"/>
+      </w:pPr>
+      <w:r>
+        <w:t>22.3  mergeGraphData(newData)</w:t>
+      </w:r>
+    </w:p>
+    <w:p>
+      <w:r>
+        <w:t xml:space="preserve">Full merge pipeline. Accepts {nodes[], edges[]} in the same format returned by the server. 1. Builds a URN → cy node ID map from live canvas nodes. 2. Pre-maps Neo4j IDs of anchor nodes (already on canvas) via URN lookup. 3. For each truly new node: adds to graphData.nodes, calls cy.add() with _buildCyNodeData(), places at a random offset from centre. 4. For each new edge (deduped by ID): resolves source/target cy IDs via the neo4jToCy map, calls cy.add() with _buildCyEdgeData(). Returns {addedNodes, addedEdges}.</w:t>
+      </w:r>
+    </w:p>
+    <w:p>
+      <w:pPr>
+        <w:pStyle w:val="Heading1"/>
+        <w:spacing w:before="280"/>
+      </w:pPr>
+      <w:r>
+        <w:t>23. Undo System</w:t>
+      </w:r>
+    </w:p>
+    <w:p>
+      <w:r>
+        <w:t xml:space="preserve">The undo stack (undoStack[]) stores {graphData, positions} snapshots. pushUndo() captures the current state via captureTabState() and pushes it BEFORE the operation that follows. undoGraphOperation() pops the top snapshot and restores the graph. All graph-mutating operations call pushUndo() before making changes, including: runQuery, loadFile, paste, delete, clone, merge, align, resize, node color, highlight, findRelationsBetweenGroups, loadSimilarRelations, and node drag (grab event). Node drag: pushUndo() is called in the cy “grab” event handler (before the drag begins), so each individual node move is independently undoable. _expandCommit() calls pushUndoSnapshot() after mergeGraphData() (snapshot taken of the post-expand state for redo purposes).</w:t>
+      </w:r>
+    </w:p>
     <w:p>
       <w:pPr>
         <w:pStyle w:val="Heading1"/>

--- a/Graph_Explorer_FRD.docx
+++ b/Graph_Explorer_FRD.docx
@@ -1,6 +1,6 @@
 
 <file path=word/document.xml><?xml version="1.0" encoding="utf-8"?>
-<w:document xmlns:wpc="http://schemas.microsoft.com/office/word/2010/wordprocessingCanvas" xmlns:mo="http://schemas.microsoft.com/office/mac/office/2008/main" xmlns:mc="http://schemas.openxmlformats.org/markup-compatibility/2006" xmlns:mv="urn:schemas-microsoft-com:mac:vml" xmlns:o="urn:schemas-microsoft-com:office:office" xmlns:r="http://schemas.openxmlformats.org/officeDocument/2006/relationships" xmlns:m="http://schemas.openxmlformats.org/officeDocument/2006/math" xmlns:v="urn:schemas-microsoft-com:vml" xmlns:wp14="http://schemas.microsoft.com/office/word/2010/wordprocessingDrawing" xmlns:wp="http://schemas.openxmlformats.org/drawingml/2006/wordprocessingDrawing" xmlns:w10="urn:schemas-microsoft-com:office:word" xmlns:w="http://schemas.openxmlformats.org/wordprocessingml/2006/main" xmlns:w14="http://schemas.microsoft.com/office/word/2010/wordml" xmlns:wpg="http://schemas.microsoft.com/office/word/2010/wordprocessingGroup" xmlns:wpi="http://schemas.microsoft.com/office/word/2010/wordprocessingInk" xmlns:wne="http://schemas.microsoft.com/office/word/2006/wordml" xmlns:wps="http://schemas.microsoft.com/office/word/2010/wordprocessingShape" mc:Ignorable="w14 wp14">
+<w:document xmlns:ns1="http://schemas.openxmlformats.org/markup-compatibility/2006" xmlns:w="http://schemas.openxmlformats.org/wordprocessingml/2006/main" ns1:Ignorable="w14 wp14">
   <w:body>
     <w:p>
       <w:pPr>
@@ -33,7 +33,7 @@
         <w:rPr>
           <w:sz w:val="22"/>
         </w:rPr>
-        <w:t>Version 1.2  ·  June 2026</w:t>
+        <w:t>Version 2.2.0  ·  June 2026</w:t>
       </w:r>
     </w:p>
     <w:p>
@@ -4606,6 +4606,761 @@
       </w:tr>
     </w:tbl>
     <w:p/>
+    <w:p>
+      <w:pPr>
+        <w:pStyle w:val="Heading1"/>
+        <w:spacing w:before="280"/>
+      </w:pPr>
+      <w:r>
+        <w:t>24. Merge Similar Relations</w:t>
+      </w:r>
+    </w:p>
+    <w:p>
+      <w:r>
+        <w:t xml:space="preserve">Entry point: Graph → Merge Similar Relations (keyboard shortcut or context menu). The algorithm collapses redundant edges that connect the same ordered pair of nodes and represent the same or equivalent biological relationship type. Equivalence is defined by the MERGE_EQUIV table; the surviving anchor edge is chosen by CLASS_SCORE rank (higher = preferred anchor).</w:t>
+      </w:r>
+    </w:p>
+    <w:p>
+      <w:pPr>
+        <w:pStyle w:val="Heading2"/>
+        <w:spacing w:before="160"/>
+      </w:pPr>
+      <w:r>
+        <w:t>24.1  CLASS_SCORE Ranking</w:t>
+      </w:r>
+    </w:p>
+    <w:p>
+      <w:r>
+        <w:t xml:space="preserve">Every relation type is assigned an integer priority. When two equivalent edges are merged, the edge with the higher score becomes the anchor (survivor). Effect sign and reference count are taken from the anchor, or from whichever edge has the higher reference count when the anchor lacks them.</w:t>
+      </w:r>
+    </w:p>
+    <w:tbl>
+      <w:tblPr>
+        <w:tblW w:type="dxa" w:w="6440"/>
+        <w:tblBorders>
+          <w:top w:val="single" w:sz="4" w:color="AAAAAA"/>
+          <w:left w:val="single" w:sz="4" w:color="AAAAAA"/>
+          <w:bottom w:val="single" w:sz="4" w:color="AAAAAA"/>
+          <w:right w:val="single" w:sz="4" w:color="AAAAAA"/>
+          <w:insideH w:val="single" w:sz="4" w:color="AAAAAA"/>
+          <w:insideV w:val="single" w:sz="4" w:color="AAAAAA"/>
+        </w:tblBorders>
+      </w:tblPr>
+      <w:tblGrid>
+        <w:gridCol w:w="1440"/>
+        <w:gridCol w:w="5000"/>
+      </w:tblGrid>
+      <w:tr>
+        <w:tc>
+          <w:tcPr>
+            <w:tcW w:type="dxa" w:w="1440"/>
+            <w:shd w:val="clear" w:fill="D9E2F3"/>
+          </w:tcPr>
+          <w:p>
+            <w:r>
+              <w:rPr>
+                <w:b/>
+              </w:rPr>
+              <w:t xml:space="preserve">Score</w:t>
+            </w:r>
+          </w:p>
+        </w:tc>
+        <w:tc>
+          <w:tcPr>
+            <w:tcW w:type="dxa" w:w="5000"/>
+            <w:shd w:val="clear" w:fill="D9E2F3"/>
+          </w:tcPr>
+          <w:p>
+            <w:r>
+              <w:rPr>
+                <w:b/>
+              </w:rPr>
+              <w:t xml:space="preserve">Relation types</w:t>
+            </w:r>
+          </w:p>
+        </w:tc>
+      </w:tr>
+      <w:tr>
+        <w:tc>
+          <w:tcPr>
+            <w:tcW w:type="dxa" w:w="1440"/>
+          </w:tcPr>
+          <w:p>
+            <w:r>
+              <w:t xml:space="preserve">-2</w:t>
+            </w:r>
+          </w:p>
+        </w:tc>
+        <w:tc>
+          <w:tcPr>
+            <w:tcW w:type="dxa" w:w="5000"/>
+          </w:tcPr>
+          <w:p>
+            <w:r>
+              <w:t xml:space="preserve">FunctionalAssociation</w:t>
+            </w:r>
+          </w:p>
+        </w:tc>
+      </w:tr>
+      <w:tr>
+        <w:tc>
+          <w:tcPr>
+            <w:tcW w:type="dxa" w:w="1440"/>
+          </w:tcPr>
+          <w:p>
+            <w:r>
+              <w:t xml:space="preserve">-1</w:t>
+            </w:r>
+          </w:p>
+        </w:tc>
+        <w:tc>
+          <w:tcPr>
+            <w:tcW w:type="dxa" w:w="5000"/>
+          </w:tcPr>
+          <w:p>
+            <w:r>
+              <w:t xml:space="preserve">Regulation</w:t>
+            </w:r>
+          </w:p>
+        </w:tc>
+      </w:tr>
+      <w:tr>
+        <w:tc>
+          <w:tcPr>
+            <w:tcW w:type="dxa" w:w="1440"/>
+          </w:tcPr>
+          <w:p>
+            <w:r>
+              <w:t xml:space="preserve">0</w:t>
+            </w:r>
+          </w:p>
+        </w:tc>
+        <w:tc>
+          <w:tcPr>
+            <w:tcW w:type="dxa" w:w="5000"/>
+          </w:tcPr>
+          <w:p>
+            <w:r>
+              <w:t xml:space="preserve">QuantitativeChange, StateChange</w:t>
+            </w:r>
+          </w:p>
+        </w:tc>
+      </w:tr>
+      <w:tr>
+        <w:tc>
+          <w:tcPr>
+            <w:tcW w:type="dxa" w:w="1440"/>
+          </w:tcPr>
+          <w:p>
+            <w:r>
+              <w:t xml:space="preserve">1</w:t>
+            </w:r>
+          </w:p>
+        </w:tc>
+        <w:tc>
+          <w:tcPr>
+            <w:tcW w:type="dxa" w:w="5000"/>
+          </w:tcPr>
+          <w:p>
+            <w:r>
+              <w:t xml:space="preserve">MolTransport, MolSynthesis, Expression</w:t>
+            </w:r>
+          </w:p>
+        </w:tc>
+      </w:tr>
+      <w:tr>
+        <w:tc>
+          <w:tcPr>
+            <w:tcW w:type="dxa" w:w="1440"/>
+          </w:tcPr>
+          <w:p>
+            <w:r>
+              <w:t xml:space="preserve">3</w:t>
+            </w:r>
+          </w:p>
+        </w:tc>
+        <w:tc>
+          <w:tcPr>
+            <w:tcW w:type="dxa" w:w="5000"/>
+          </w:tcPr>
+          <w:p>
+            <w:r>
+              <w:t xml:space="preserve">Biomarker</w:t>
+            </w:r>
+          </w:p>
+        </w:tc>
+      </w:tr>
+      <w:tr>
+        <w:tc>
+          <w:tcPr>
+            <w:tcW w:type="dxa" w:w="1440"/>
+          </w:tcPr>
+          <w:p>
+            <w:r>
+              <w:t xml:space="preserve">4</w:t>
+            </w:r>
+          </w:p>
+        </w:tc>
+        <w:tc>
+          <w:tcPr>
+            <w:tcW w:type="dxa" w:w="5000"/>
+          </w:tcPr>
+          <w:p>
+            <w:r>
+              <w:t xml:space="preserve">Binding</w:t>
+            </w:r>
+          </w:p>
+        </w:tc>
+      </w:tr>
+      <w:tr>
+        <w:tc>
+          <w:tcPr>
+            <w:tcW w:type="dxa" w:w="1440"/>
+          </w:tcPr>
+          <w:p>
+            <w:r>
+              <w:t xml:space="preserve">5</w:t>
+            </w:r>
+          </w:p>
+        </w:tc>
+        <w:tc>
+          <w:tcPr>
+            <w:tcW w:type="dxa" w:w="5000"/>
+          </w:tcPr>
+          <w:p>
+            <w:r>
+              <w:t xml:space="preserve">ProtModification</w:t>
+            </w:r>
+          </w:p>
+        </w:tc>
+      </w:tr>
+      <w:tr>
+        <w:tc>
+          <w:tcPr>
+            <w:tcW w:type="dxa" w:w="1440"/>
+          </w:tcPr>
+          <w:p>
+            <w:r>
+              <w:t xml:space="preserve">6</w:t>
+            </w:r>
+          </w:p>
+        </w:tc>
+        <w:tc>
+          <w:tcPr>
+            <w:tcW w:type="dxa" w:w="5000"/>
+          </w:tcPr>
+          <w:p>
+            <w:r>
+              <w:t xml:space="preserve">PromoterBinding, DirectRegulation</w:t>
+            </w:r>
+          </w:p>
+        </w:tc>
+      </w:tr>
+    </w:tbl>
+    <w:p>
+      <w:pPr>
+        <w:pStyle w:val="Heading2"/>
+        <w:spacing w:before="160"/>
+      </w:pPr>
+      <w:r>
+        <w:t>24.2  MERGE_EQUIV Table</w:t>
+      </w:r>
+    </w:p>
+    <w:p>
+      <w:r>
+        <w:t xml:space="preserve">The MERGE_EQUIV table defines which pairs of relation types are merge-eligible. Lookup is bidirectional (A can merge with B if B is in A's set). Key rules: Regulation is equivalent to all other types (it is always the inferior); QuantitativeChange is equivalent to Biomarker and Regulation. PromoterBinding and DirectRegulation share the same score (6) but are NOT merge-equivalent with each other — each has a separate entry in MERGE_EQUIV that excludes the other.</w:t>
+      </w:r>
+    </w:p>
+    <w:p>
+      <w:pPr>
+        <w:pStyle w:val="Heading2"/>
+        <w:spacing w:before="160"/>
+      </w:pPr>
+      <w:r>
+        <w:t>24.3  Union-Find Grouping</w:t>
+      </w:r>
+    </w:p>
+    <w:p>
+      <w:r>
+        <w:t xml:space="preserve">For each directed node pair (src, tgt), all edges in that direction are collected. A union-find data structure groups edges that are mutually merge-eligible (checked pairwise via MERGE_EQUIV). Groups containing more than one edge are candidates. Within each group the edge with the highest CLASS_SCORE is selected as anchor.</w:t>
+      </w:r>
+    </w:p>
+    <w:p>
+      <w:pPr>
+        <w:pStyle w:val="Heading2"/>
+        <w:spacing w:before="160"/>
+      </w:pPr>
+      <w:r>
+        <w:t>24.4  RNEF Clone-Endpoint KEEP Guard</w:t>
+      </w:r>
+    </w:p>
+    <w:p>
+      <w:r>
+        <w:t xml:space="preserve">RNEF pathway edges carry an edgeURN property. For edges within the same CLASS_SCORE tier, an edge is kept (not merged) if its endpoint topology differs from the anchor's: one connects to a clone node and the other does not. This preserves both the clone-connected and original-connected variants. The KEEP guard does NOT apply to cross-tier merges (different CLASS_SCORE values) — those always proceed regardless of clone-endpoint topology.</w:t>
+      </w:r>
+    </w:p>
+    <w:p>
+      <w:pPr>
+        <w:pStyle w:val="Heading2"/>
+        <w:spacing w:before="160"/>
+      </w:pPr>
+      <w:r>
+        <w:t>24.5  Merge Execution</w:t>
+      </w:r>
+    </w:p>
+    <w:p>
+      <w:r>
+        <w:t xml:space="preserve">For each non-anchor edge in a group: the anchor accumulates its reference IDs (relIds array) and reference count. If the anchor has no effect sign but the non-anchor does, the non-anchor's effect is used. The non-anchor edge is removed from cy canvas and graphData.edges. The anchor is updated in place. A summary toast reports the number of edges merged.</w:t>
+      </w:r>
+    </w:p>
+    <w:p>
+      <w:pPr>
+        <w:pStyle w:val="Heading1"/>
+        <w:spacing w:before="280"/>
+      </w:pPr>
+      <w:r>
+        <w:t>25. Create/Edit Relation Dialog</w:t>
+      </w:r>
+    </w:p>
+    <w:p>
+      <w:r>
+        <w:t xml:space="preserve">The Create/Edit Relation dialog (id="rc-pair-modal") is opened by right-clicking an edge and choosing Edit Properties, or via the right-click node context menu to create a new relation. It lets the user inspect and edit the relation type, directionality, and property key/value pairs.</w:t>
+      </w:r>
+    </w:p>
+    <w:p>
+      <w:pPr>
+        <w:pStyle w:val="Heading2"/>
+        <w:spacing w:before="160"/>
+      </w:pPr>
+      <w:r>
+        <w:t>25.1  Schema Preloading</w:t>
+      </w:r>
+    </w:p>
+    <w:p>
+      <w:r>
+        <w:t xml:space="preserve">_loadSchema() is called immediately inside showApp() after a successful login. It fetches GET /api/graph/schema (labels, relTypes, propKeys) and stores the result in _schemaCache (client-side). _rc.relTypes and _rc.propKeys are populated via _applySchemaToRc(). In-flight deduplication: _schemaLoadPromise ensures only one HTTP request is in flight at any time regardless of how many callers invoke _loadSchema() concurrently. Cache invalidation (_invalidateSchemaCache()) resets _schemaCache, _rc.relTypes, and _rc.propKeys to empty, then immediately calls _loadSchema() to warm the cache again.</w:t>
+      </w:r>
+    </w:p>
+    <w:p>
+      <w:pPr>
+        <w:pStyle w:val="Heading2"/>
+        <w:spacing w:before="160"/>
+      </w:pPr>
+      <w:r>
+        <w:t>25.2  Schema Loading Overlay</w:t>
+      </w:r>
+    </w:p>
+    <w:p>
+      <w:r>
+        <w:t xml:space="preserve">If the dialog is opened before the schema has finished loading (_rc.relTypes.length === 0), a blocking overlay (#rcp-schema-loading) with a CSS spinner and the text "Database schema is loading…" is shown over the dialog. The overlay is removed and the dropdown is populated once the _loadSchema() promise resolves. Under normal conditions (schema preloaded at login) the overlay is never visible.</w:t>
+      </w:r>
+    </w:p>
+    <w:p>
+      <w:pPr>
+        <w:pStyle w:val="Heading2"/>
+        <w:spacing w:before="160"/>
+      </w:pPr>
+      <w:r>
+        <w:t>25.3  Relation Type Dropdown Population</w:t>
+      </w:r>
+    </w:p>
+    <w:p>
+      <w:r>
+        <w:t xml:space="preserve">openPairRelationDialogForEdge() stores the selected edge's relType in _rcPair.relType before invoking rcPairPopulateRelTypeDropdown() and setting sel.value = relType. rcPairRenderVisual() reads the dropdown value first; if empty, falls back to _rcPair.relType. This ensures the visual arrow is rendered correctly even on the first dialog open, regardless of whether the schema is already loaded. rcPairOnRelTypeChange() updates _rcPair.relType whenever the user changes the dropdown.</w:t>
+      </w:r>
+    </w:p>
+    <w:p>
+      <w:pPr>
+        <w:pStyle w:val="Heading1"/>
+        <w:spacing w:before="280"/>
+      </w:pPr>
+      <w:r>
+        <w:t>26. Ontology Analysis</w:t>
+      </w:r>
+    </w:p>
+    <w:p>
+      <w:r>
+        <w:t xml:space="preserve">Entry point: Database → Ontology → Ontology Analysis. The feature lets users browse an ontology tree, inspect node counts for terms present in the current graph, and explore parent-child term relationships.</w:t>
+      </w:r>
+    </w:p>
+    <w:p>
+      <w:pPr>
+        <w:pStyle w:val="Heading2"/>
+        <w:spacing w:before="160"/>
+      </w:pPr>
+      <w:r>
+        <w:t>26.1  Server Endpoints</w:t>
+      </w:r>
+    </w:p>
+    <w:tbl>
+      <w:tblPr>
+        <w:tblW w:type="dxa" w:w="7640"/>
+        <w:tblBorders>
+          <w:top w:val="single" w:sz="4" w:color="AAAAAA"/>
+          <w:left w:val="single" w:sz="4" w:color="AAAAAA"/>
+          <w:bottom w:val="single" w:sz="4" w:color="AAAAAA"/>
+          <w:right w:val="single" w:sz="4" w:color="AAAAAA"/>
+          <w:insideH w:val="single" w:sz="4" w:color="AAAAAA"/>
+          <w:insideV w:val="single" w:sz="4" w:color="AAAAAA"/>
+        </w:tblBorders>
+      </w:tblPr>
+      <w:tblGrid>
+        <w:gridCol w:w="2500"/>
+        <w:gridCol w:w="800"/>
+        <w:gridCol w:w="4340"/>
+      </w:tblGrid>
+      <w:tr>
+        <w:tc>
+          <w:tcPr>
+            <w:tcW w:type="dxa" w:w="2500"/>
+            <w:shd w:val="clear" w:fill="D9E2F3"/>
+          </w:tcPr>
+          <w:p>
+            <w:r>
+              <w:rPr>
+                <w:b/>
+              </w:rPr>
+              <w:t xml:space="preserve">Endpoint</w:t>
+            </w:r>
+          </w:p>
+        </w:tc>
+        <w:tc>
+          <w:tcPr>
+            <w:tcW w:type="dxa" w:w="800"/>
+            <w:shd w:val="clear" w:fill="D9E2F3"/>
+          </w:tcPr>
+          <w:p>
+            <w:r>
+              <w:rPr>
+                <w:b/>
+              </w:rPr>
+              <w:t xml:space="preserve">Method</w:t>
+            </w:r>
+          </w:p>
+        </w:tc>
+        <w:tc>
+          <w:tcPr>
+            <w:tcW w:type="dxa" w:w="4340"/>
+            <w:shd w:val="clear" w:fill="D9E2F3"/>
+          </w:tcPr>
+          <w:p>
+            <w:r>
+              <w:rPr>
+                <w:b/>
+              </w:rPr>
+              <w:t xml:space="preserve">Description</w:t>
+            </w:r>
+          </w:p>
+        </w:tc>
+      </w:tr>
+      <w:tr>
+        <w:tc>
+          <w:tcPr>
+            <w:tcW w:type="dxa" w:w="2500"/>
+          </w:tcPr>
+          <w:p>
+            <w:r>
+              <w:t xml:space="preserve">GET /api/ontology/roots</w:t>
+            </w:r>
+          </w:p>
+        </w:tc>
+        <w:tc>
+          <w:tcPr>
+            <w:tcW w:type="dxa" w:w="800"/>
+          </w:tcPr>
+          <w:p>
+            <w:r>
+              <w:t xml:space="preserve">GET</w:t>
+            </w:r>
+          </w:p>
+        </w:tc>
+        <w:tc>
+          <w:tcPr>
+            <w:tcW w:type="dxa" w:w="4340"/>
+          </w:tcPr>
+          <w:p>
+            <w:r>
+              <w:t xml:space="preserve">Returns top-level ontology terms (rows with no parent) from PostgreSQL.</w:t>
+            </w:r>
+          </w:p>
+        </w:tc>
+      </w:tr>
+      <w:tr>
+        <w:tc>
+          <w:tcPr>
+            <w:tcW w:type="dxa" w:w="2500"/>
+          </w:tcPr>
+          <w:p>
+            <w:r>
+              <w:t xml:space="preserve">GET /api/ontology/children/:termId</w:t>
+            </w:r>
+          </w:p>
+        </w:tc>
+        <w:tc>
+          <w:tcPr>
+            <w:tcW w:type="dxa" w:w="800"/>
+          </w:tcPr>
+          <w:p>
+            <w:r>
+              <w:t xml:space="preserve">GET</w:t>
+            </w:r>
+          </w:p>
+        </w:tc>
+        <w:tc>
+          <w:tcPr>
+            <w:tcW w:type="dxa" w:w="4340"/>
+          </w:tcPr>
+          <w:p>
+            <w:r>
+              <w:t xml:space="preserve">Returns direct children of termId.</w:t>
+            </w:r>
+          </w:p>
+        </w:tc>
+      </w:tr>
+      <w:tr>
+        <w:tc>
+          <w:tcPr>
+            <w:tcW w:type="dxa" w:w="2500"/>
+          </w:tcPr>
+          <w:p>
+            <w:r>
+              <w:t xml:space="preserve">POST /api/ontology/batch-counts</w:t>
+            </w:r>
+          </w:p>
+        </w:tc>
+        <w:tc>
+          <w:tcPr>
+            <w:tcW w:type="dxa" w:w="800"/>
+          </w:tcPr>
+          <w:p>
+            <w:r>
+              <w:t xml:space="preserve">POST</w:t>
+            </w:r>
+          </w:p>
+        </w:tc>
+        <w:tc>
+          <w:tcPr>
+            <w:tcW w:type="dxa" w:w="4340"/>
+          </w:tcPr>
+          <w:p>
+            <w:r>
+              <w:t xml:space="preserve">Accepts {termIds[], nodeIds[]}. Returns per-term counts of how many nodeIds are descendants of each term.</w:t>
+            </w:r>
+          </w:p>
+        </w:tc>
+      </w:tr>
+      <w:tr>
+        <w:tc>
+          <w:tcPr>
+            <w:tcW w:type="dxa" w:w="2500"/>
+          </w:tcPr>
+          <w:p>
+            <w:r>
+              <w:t xml:space="preserve">POST /api/ontology/descendants</w:t>
+            </w:r>
+          </w:p>
+        </w:tc>
+        <w:tc>
+          <w:tcPr>
+            <w:tcW w:type="dxa" w:w="800"/>
+          </w:tcPr>
+          <w:p>
+            <w:r>
+              <w:t xml:space="preserve">POST</w:t>
+            </w:r>
+          </w:p>
+        </w:tc>
+        <w:tc>
+          <w:tcPr>
+            <w:tcW w:type="dxa" w:w="4340"/>
+          </w:tcPr>
+          <w:p>
+            <w:r>
+              <w:t xml:space="preserve">Accepts {termId}. Returns all descendant term IDs via recursive CTE.</w:t>
+            </w:r>
+          </w:p>
+        </w:tc>
+      </w:tr>
+    </w:tbl>
+    <w:p>
+      <w:pPr>
+        <w:pStyle w:val="Heading2"/>
+        <w:spacing w:before="160"/>
+      </w:pPr>
+      <w:r>
+        <w:t>26.2  Client Logic</w:t>
+      </w:r>
+    </w:p>
+    <w:p>
+      <w:r>
+        <w:t xml:space="preserve">The Ontology Analysis modal (#ontology-modal) renders a tree view. Root terms are loaded on first open. Each node shows a ▶ expand arrow; clicking fetches children via GET /api/ontology/children/:termId and inserts them inline. Counts for currently visible terms are fetched via POST /api/ontology/batch-counts, passing the NodeIDs of all nodes currently in the graph. A "Copy term" button copies the term name to the clipboard.</w:t>
+      </w:r>
+    </w:p>
+    <w:p>
+      <w:pPr>
+        <w:pStyle w:val="Heading1"/>
+        <w:spacing w:before="280"/>
+      </w:pPr>
+      <w:r>
+        <w:t>27. Security (v2.2.0 Updates)</w:t>
+      </w:r>
+    </w:p>
+    <w:p>
+      <w:r>
+        <w:t xml:space="preserve">The following security hardening was applied for v2.2.0, guided by CodeQL static analysis:</w:t>
+      </w:r>
+    </w:p>
+    <w:p>
+      <w:pPr>
+        <w:pStyle w:val="ListBullet"/>
+      </w:pPr>
+      <w:r>
+        <w:t xml:space="preserve">helmet middleware: HTTP security headers (X-Frame-Options, HSTS, X-Content-Type-Options, etc.) are set on every response via app.use(helmet({ contentSecurityPolicy: false })).</w:t>
+      </w:r>
+    </w:p>
+    <w:p>
+      <w:pPr>
+        <w:pStyle w:val="ListBullet"/>
+      </w:pPr>
+      <w:r>
+        <w:t xml:space="preserve">NEO4J_URN_PROP validation: the environment variable is validated against /^[A-Za-z_][A-Za-z0-9_]*$/ at startup; the server refuses to start if the value is unsafe.</w:t>
+      </w:r>
+    </w:p>
+    <w:p>
+      <w:pPr>
+        <w:pStyle w:val="ListBullet"/>
+      </w:pPr>
+      <w:r>
+        <w:t xml:space="preserve">safeError() helper: all catch blocks in route handlers call safeError(err) instead of passing err.message directly to the client. In production (NODE_ENV=production) only the string "Internal server error" is returned; in development the actual message is included.</w:t>
+      </w:r>
+    </w:p>
+    <w:p>
+      <w:pPr>
+        <w:pStyle w:val="ListBullet"/>
+      </w:pPr>
+      <w:r>
+        <w:t xml:space="preserve">adminMiddleware on all settings routes: GET and POST handlers for /api/settings/neo4j and /api/settings/postgres now enforce the admin role via adminMiddleware.</w:t>
+      </w:r>
+    </w:p>
+    <w:p>
+      <w:pPr>
+        <w:pStyle w:val="ListBullet"/>
+      </w:pPr>
+      <w:r>
+        <w:t xml:space="preserve">History endpoint hardening: POST /api/history endpoints have dbLimiter rate-limiting applied; query body payloads are capped at HISTORY_QUERY_MAX_CHARS = 10 000 characters.</w:t>
+      </w:r>
+    </w:p>
+    <w:p>
+      <w:pPr>
+        <w:pStyle w:val="ListBullet"/>
+      </w:pPr>
+      <w:r>
+        <w:t xml:space="preserve">Schema deduplication: _schemaFetchPromise on the server ensures only one Neo4j schema query runs at a time, preventing redundant queries on startup.</w:t>
+      </w:r>
+    </w:p>
+    <w:p>
+      <w:pPr>
+        <w:pStyle w:val="Heading1"/>
+        <w:spacing w:before="280"/>
+      </w:pPr>
+      <w:r>
+        <w:t>Appendix: Third-Party Libraries (additions in v2.2.0)</w:t>
+      </w:r>
+    </w:p>
+    <w:tbl>
+      <w:tblPr>
+        <w:tblW w:type="dxa" w:w="8640"/>
+        <w:tblBorders>
+          <w:top w:val="single" w:sz="4" w:color="AAAAAA"/>
+          <w:left w:val="single" w:sz="4" w:color="AAAAAA"/>
+          <w:bottom w:val="single" w:sz="4" w:color="AAAAAA"/>
+          <w:right w:val="single" w:sz="4" w:color="AAAAAA"/>
+          <w:insideH w:val="single" w:sz="4" w:color="AAAAAA"/>
+          <w:insideV w:val="single" w:sz="4" w:color="AAAAAA"/>
+        </w:tblBorders>
+      </w:tblPr>
+      <w:tblGrid>
+        <w:gridCol w:w="2000"/>
+        <w:gridCol w:w="1500"/>
+        <w:gridCol w:w="5140"/>
+      </w:tblGrid>
+      <w:tr>
+        <w:tc>
+          <w:tcPr>
+            <w:tcW w:type="dxa" w:w="2000"/>
+            <w:shd w:val="clear" w:fill="D9E2F3"/>
+          </w:tcPr>
+          <w:p>
+            <w:r>
+              <w:rPr>
+                <w:b/>
+              </w:rPr>
+              <w:t xml:space="preserve">Library</w:t>
+            </w:r>
+          </w:p>
+        </w:tc>
+        <w:tc>
+          <w:tcPr>
+            <w:tcW w:type="dxa" w:w="1500"/>
+            <w:shd w:val="clear" w:fill="D9E2F3"/>
+          </w:tcPr>
+          <w:p>
+            <w:r>
+              <w:rPr>
+                <w:b/>
+              </w:rPr>
+              <w:t xml:space="preserve">Version</w:t>
+            </w:r>
+          </w:p>
+        </w:tc>
+        <w:tc>
+          <w:tcPr>
+            <w:tcW w:type="dxa" w:w="5140"/>
+            <w:shd w:val="clear" w:fill="D9E2F3"/>
+          </w:tcPr>
+          <w:p>
+            <w:r>
+              <w:rPr>
+                <w:b/>
+              </w:rPr>
+              <w:t xml:space="preserve">Purpose</w:t>
+            </w:r>
+          </w:p>
+        </w:tc>
+      </w:tr>
+      <w:tr>
+        <w:tc>
+          <w:tcPr>
+            <w:tcW w:type="dxa" w:w="2000"/>
+          </w:tcPr>
+          <w:p>
+            <w:r>
+              <w:t xml:space="preserve">helmet</w:t>
+            </w:r>
+          </w:p>
+        </w:tc>
+        <w:tc>
+          <w:tcPr>
+            <w:tcW w:type="dxa" w:w="1500"/>
+          </w:tcPr>
+          <w:p>
+            <w:r>
+              <w:t xml:space="preserve">^7.1.0</w:t>
+            </w:r>
+          </w:p>
+        </w:tc>
+        <w:tc>
+          <w:tcPr>
+            <w:tcW w:type="dxa" w:w="5140"/>
+          </w:tcPr>
+          <w:p>
+            <w:r>
+              <w:t xml:space="preserve">HTTP security headers middleware for Express.</w:t>
+            </w:r>
+          </w:p>
+        </w:tc>
+      </w:tr>
+    </w:tbl>
     <w:sectPr>
       <w:pgSz w:w="12240" w:h="15840"/>
       <w:pgMar w:top="1440" w:right="1800" w:bottom="1440" w:left="1800" w:header="720" w:footer="720" w:gutter="0"/>

--- a/Graph_Explorer_FRD.docx
+++ b/Graph_Explorer_FRD.docx
@@ -41,7 +41,7 @@
           <w:sz w:val="22"/>
           <w:szCs w:val="22"/>
         </w:rPr>
-        <w:t xml:space="preserve">Version 2.3.0</w:t>
+        <w:t xml:space="preserve">Version 2.4.0</w:t>
       </w:r>
     </w:p>
     <w:p>
@@ -54,7 +54,7 @@
           <w:sz w:val="22"/>
           <w:szCs w:val="22"/>
         </w:rPr>
-        <w:t xml:space="preserve">2026-07-06</w:t>
+        <w:t xml:space="preserve">2026-07-16</w:t>
       </w:r>
     </w:p>
     <w:p>
@@ -1465,7 +1465,7 @@
           </w:tcPr>
           <w:p>
             <w:r>
-              <w:t xml:space="preserve">All-pairs shortest path among up to 10 selected nodes, 1–15 hops, restricted relation types.</w:t>
+              <w:t xml:space="preserve">All-pairs shortest path among up to 10 selected nodes, 1–15 hops — restricted relation types, intermediate node types, and node/relation property filters, driven by the same Explore configuration dialog as the batch relationship queries in Section 3.9.</w:t>
             </w:r>
           </w:p>
         </w:tc>
@@ -2782,24 +2782,11 @@
       </w:tr>
     </w:tbl>
     <w:p>
-      <w:r>
-        <w:br w:type="page"/>
-      </w:r>
-    </w:p>
-    <w:p>
-      <w:pPr>
-        <w:pStyle w:val="Heading1"/>
-      </w:pPr>
-      <w:r>
-        <w:t xml:space="preserve">4. API Reference — agent_service.py</w:t>
-      </w:r>
-    </w:p>
-    <w:p>
-      <w:pPr>
-        <w:spacing w:after="160"/>
-      </w:pPr>
-      <w:r>
-        <w:t xml:space="preserve">The agent service exposes its own route set, reached only via server.js's proxy:</w:t>
+      <w:pPr>
+        <w:pStyle w:val="Heading2"/>
+      </w:pPr>
+      <w:r>
+        <w:t xml:space="preserve">3.8 Pathway Collection</w:t>
       </w:r>
     </w:p>
     <w:tbl>
@@ -2898,6 +2885,1019 @@
           </w:tcPr>
           <w:p>
             <w:r>
+              <w:t xml:space="preserve">GET/POST /api/settings/pathway-collection</w:t>
+            </w:r>
+          </w:p>
+        </w:tc>
+        <w:tc>
+          <w:tcPr>
+            <w:tcW w:type="dxa" w:w="6160"/>
+            <w:tcBorders>
+              <w:top w:val="single" w:color="CCCCCC" w:sz="1"/>
+              <w:left w:val="single" w:color="CCCCCC" w:sz="1"/>
+              <w:bottom w:val="single" w:color="CCCCCC" w:sz="1"/>
+              <w:right w:val="single" w:color="CCCCCC" w:sz="1"/>
+            </w:tcBorders>
+            <w:tcMar>
+              <w:top w:type="dxa" w:w="80"/>
+              <w:left w:type="dxa" w:w="120"/>
+              <w:bottom w:type="dxa" w:w="80"/>
+              <w:right w:type="dxa" w:w="120"/>
+            </w:tcMar>
+          </w:tcPr>
+          <w:p>
+            <w:r>
+              <w:t xml:space="preserve">Shared default pathway-collection root directory (admin only).</w:t>
+            </w:r>
+          </w:p>
+        </w:tc>
+      </w:tr>
+      <w:tr>
+        <w:tc>
+          <w:tcPr>
+            <w:tcW w:type="dxa" w:w="3200"/>
+            <w:tcBorders>
+              <w:top w:val="single" w:color="CCCCCC" w:sz="1"/>
+              <w:left w:val="single" w:color="CCCCCC" w:sz="1"/>
+              <w:bottom w:val="single" w:color="CCCCCC" w:sz="1"/>
+              <w:right w:val="single" w:color="CCCCCC" w:sz="1"/>
+            </w:tcBorders>
+            <w:tcMar>
+              <w:top w:type="dxa" w:w="80"/>
+              <w:left w:type="dxa" w:w="120"/>
+              <w:bottom w:type="dxa" w:w="80"/>
+              <w:right w:type="dxa" w:w="120"/>
+            </w:tcMar>
+          </w:tcPr>
+          <w:p>
+            <w:r>
+              <w:t xml:space="preserve">GET/POST /api/settings/my-pathway-collection</w:t>
+            </w:r>
+          </w:p>
+        </w:tc>
+        <w:tc>
+          <w:tcPr>
+            <w:tcW w:type="dxa" w:w="6160"/>
+            <w:tcBorders>
+              <w:top w:val="single" w:color="CCCCCC" w:sz="1"/>
+              <w:left w:val="single" w:color="CCCCCC" w:sz="1"/>
+              <w:bottom w:val="single" w:color="CCCCCC" w:sz="1"/>
+              <w:right w:val="single" w:color="CCCCCC" w:sz="1"/>
+            </w:tcBorders>
+            <w:tcMar>
+              <w:top w:type="dxa" w:w="80"/>
+              <w:left w:type="dxa" w:w="120"/>
+              <w:bottom w:type="dxa" w:w="80"/>
+              <w:right w:type="dxa" w:w="120"/>
+            </w:tcMar>
+          </w:tcPr>
+          <w:p>
+            <w:r>
+              <w:t xml:space="preserve">Caller's own directory override; GET also returns collection-wide Statistics counters (node/relation type counts, total unique entities/references, total supporting sentences) computed during the last index.</w:t>
+            </w:r>
+          </w:p>
+        </w:tc>
+      </w:tr>
+      <w:tr>
+        <w:tc>
+          <w:tcPr>
+            <w:tcW w:type="dxa" w:w="3200"/>
+            <w:tcBorders>
+              <w:top w:val="single" w:color="CCCCCC" w:sz="1"/>
+              <w:left w:val="single" w:color="CCCCCC" w:sz="1"/>
+              <w:bottom w:val="single" w:color="CCCCCC" w:sz="1"/>
+              <w:right w:val="single" w:color="CCCCCC" w:sz="1"/>
+            </w:tcBorders>
+            <w:tcMar>
+              <w:top w:type="dxa" w:w="80"/>
+              <w:left w:type="dxa" w:w="120"/>
+              <w:bottom w:type="dxa" w:w="80"/>
+              <w:right w:type="dxa" w:w="120"/>
+            </w:tcMar>
+          </w:tcPr>
+          <w:p>
+            <w:r>
+              <w:t xml:space="preserve">POST /api/settings/my-pathway-collection/index</w:t>
+            </w:r>
+          </w:p>
+        </w:tc>
+        <w:tc>
+          <w:tcPr>
+            <w:tcW w:type="dxa" w:w="6160"/>
+            <w:tcBorders>
+              <w:top w:val="single" w:color="CCCCCC" w:sz="1"/>
+              <w:left w:val="single" w:color="CCCCCC" w:sz="1"/>
+              <w:bottom w:val="single" w:color="CCCCCC" w:sz="1"/>
+              <w:right w:val="single" w:color="CCCCCC" w:sz="1"/>
+            </w:tcBorders>
+            <w:tcMar>
+              <w:top w:type="dxa" w:w="80"/>
+              <w:left w:type="dxa" w:w="120"/>
+              <w:bottom w:type="dxa" w:w="80"/>
+              <w:right w:type="dxa" w:w="120"/>
+            </w:tcMar>
+          </w:tcPr>
+          <w:p>
+            <w:r>
+              <w:t xml:space="preserve">Kick off an asynchronous re-index of the configured directory (rnef_index.py), extracting lightweight per-pathway metadata.</w:t>
+            </w:r>
+          </w:p>
+        </w:tc>
+      </w:tr>
+      <w:tr>
+        <w:tc>
+          <w:tcPr>
+            <w:tcW w:type="dxa" w:w="3200"/>
+            <w:tcBorders>
+              <w:top w:val="single" w:color="CCCCCC" w:sz="1"/>
+              <w:left w:val="single" w:color="CCCCCC" w:sz="1"/>
+              <w:bottom w:val="single" w:color="CCCCCC" w:sz="1"/>
+              <w:right w:val="single" w:color="CCCCCC" w:sz="1"/>
+            </w:tcBorders>
+            <w:tcMar>
+              <w:top w:type="dxa" w:w="80"/>
+              <w:left w:type="dxa" w:w="120"/>
+              <w:bottom w:type="dxa" w:w="80"/>
+              <w:right w:type="dxa" w:w="120"/>
+            </w:tcMar>
+          </w:tcPr>
+          <w:p>
+            <w:r>
+              <w:t xml:space="preserve">GET /api/settings/my-pathway-collection/index-progress</w:t>
+            </w:r>
+          </w:p>
+        </w:tc>
+        <w:tc>
+          <w:tcPr>
+            <w:tcW w:type="dxa" w:w="6160"/>
+            <w:tcBorders>
+              <w:top w:val="single" w:color="CCCCCC" w:sz="1"/>
+              <w:left w:val="single" w:color="CCCCCC" w:sz="1"/>
+              <w:bottom w:val="single" w:color="CCCCCC" w:sz="1"/>
+              <w:right w:val="single" w:color="CCCCCC" w:sz="1"/>
+            </w:tcBorders>
+            <w:tcMar>
+              <w:top w:type="dxa" w:w="80"/>
+              <w:left w:type="dxa" w:w="120"/>
+              <w:bottom w:type="dxa" w:w="80"/>
+              <w:right w:type="dxa" w:w="120"/>
+            </w:tcMar>
+          </w:tcPr>
+          <w:p>
+            <w:r>
+              <w:t xml:space="preserve">Poll live indexing progress (files processed/remaining, pathways found so far).</w:t>
+            </w:r>
+          </w:p>
+        </w:tc>
+      </w:tr>
+      <w:tr>
+        <w:tc>
+          <w:tcPr>
+            <w:tcW w:type="dxa" w:w="3200"/>
+            <w:tcBorders>
+              <w:top w:val="single" w:color="CCCCCC" w:sz="1"/>
+              <w:left w:val="single" w:color="CCCCCC" w:sz="1"/>
+              <w:bottom w:val="single" w:color="CCCCCC" w:sz="1"/>
+              <w:right w:val="single" w:color="CCCCCC" w:sz="1"/>
+            </w:tcBorders>
+            <w:tcMar>
+              <w:top w:type="dxa" w:w="80"/>
+              <w:left w:type="dxa" w:w="120"/>
+              <w:bottom w:type="dxa" w:w="80"/>
+              <w:right w:type="dxa" w:w="120"/>
+            </w:tcMar>
+          </w:tcPr>
+          <w:p>
+            <w:r>
+              <w:t xml:space="preserve">GET /api/settings/my-pathway-collection/browse</w:t>
+            </w:r>
+          </w:p>
+        </w:tc>
+        <w:tc>
+          <w:tcPr>
+            <w:tcW w:type="dxa" w:w="6160"/>
+            <w:tcBorders>
+              <w:top w:val="single" w:color="CCCCCC" w:sz="1"/>
+              <w:left w:val="single" w:color="CCCCCC" w:sz="1"/>
+              <w:bottom w:val="single" w:color="CCCCCC" w:sz="1"/>
+              <w:right w:val="single" w:color="CCCCCC" w:sz="1"/>
+            </w:tcBorders>
+            <w:tcMar>
+              <w:top w:type="dxa" w:w="80"/>
+              <w:left w:type="dxa" w:w="120"/>
+              <w:bottom w:type="dxa" w:w="80"/>
+              <w:right w:type="dxa" w:w="120"/>
+            </w:tcMar>
+          </w:tcPr>
+          <w:p>
+            <w:r>
+              <w:t xml:space="preserve">Flat list of every indexed pathway (name, subfolder, sourceFile, anatomy, Pathway Alias fields) — the frontend derives the folder tree, recursive pathway counts, Alphabetical Index, and Anatomy Index groupings from this one list.</w:t>
+            </w:r>
+          </w:p>
+        </w:tc>
+      </w:tr>
+      <w:tr>
+        <w:tc>
+          <w:tcPr>
+            <w:tcW w:type="dxa" w:w="3200"/>
+            <w:tcBorders>
+              <w:top w:val="single" w:color="CCCCCC" w:sz="1"/>
+              <w:left w:val="single" w:color="CCCCCC" w:sz="1"/>
+              <w:bottom w:val="single" w:color="CCCCCC" w:sz="1"/>
+              <w:right w:val="single" w:color="CCCCCC" w:sz="1"/>
+            </w:tcBorders>
+            <w:tcMar>
+              <w:top w:type="dxa" w:w="80"/>
+              <w:left w:type="dxa" w:w="120"/>
+              <w:bottom w:type="dxa" w:w="80"/>
+              <w:right w:type="dxa" w:w="120"/>
+            </w:tcMar>
+          </w:tcPr>
+          <w:p>
+            <w:r>
+              <w:t xml:space="preserve">GET /api/settings/my-pathway-collection/annotation-fields</w:t>
+            </w:r>
+          </w:p>
+        </w:tc>
+        <w:tc>
+          <w:tcPr>
+            <w:tcW w:type="dxa" w:w="6160"/>
+            <w:tcBorders>
+              <w:top w:val="single" w:color="CCCCCC" w:sz="1"/>
+              <w:left w:val="single" w:color="CCCCCC" w:sz="1"/>
+              <w:bottom w:val="single" w:color="CCCCCC" w:sz="1"/>
+              <w:right w:val="single" w:color="CCCCCC" w:sz="1"/>
+            </w:tcBorders>
+            <w:tcMar>
+              <w:top w:type="dxa" w:w="80"/>
+              <w:left w:type="dxa" w:w="120"/>
+              <w:bottom w:type="dxa" w:w="80"/>
+              <w:right w:type="dxa" w:w="120"/>
+            </w:tcMar>
+          </w:tcPr>
+          <w:p>
+            <w:r>
+              <w:t xml:space="preserve">Every distinct &lt;properties&gt; field name already used in the collection, for the annotation editor’s field-name suggestions.</w:t>
+            </w:r>
+          </w:p>
+        </w:tc>
+      </w:tr>
+      <w:tr>
+        <w:tc>
+          <w:tcPr>
+            <w:tcW w:type="dxa" w:w="3200"/>
+            <w:tcBorders>
+              <w:top w:val="single" w:color="CCCCCC" w:sz="1"/>
+              <w:left w:val="single" w:color="CCCCCC" w:sz="1"/>
+              <w:bottom w:val="single" w:color="CCCCCC" w:sz="1"/>
+              <w:right w:val="single" w:color="CCCCCC" w:sz="1"/>
+            </w:tcBorders>
+            <w:tcMar>
+              <w:top w:type="dxa" w:w="80"/>
+              <w:left w:type="dxa" w:w="120"/>
+              <w:bottom w:type="dxa" w:w="80"/>
+              <w:right w:type="dxa" w:w="120"/>
+            </w:tcMar>
+          </w:tcPr>
+          <w:p>
+            <w:r>
+              <w:t xml:space="preserve">POST /api/pathways/search/text</w:t>
+            </w:r>
+          </w:p>
+        </w:tc>
+        <w:tc>
+          <w:tcPr>
+            <w:tcW w:type="dxa" w:w="6160"/>
+            <w:tcBorders>
+              <w:top w:val="single" w:color="CCCCCC" w:sz="1"/>
+              <w:left w:val="single" w:color="CCCCCC" w:sz="1"/>
+              <w:bottom w:val="single" w:color="CCCCCC" w:sz="1"/>
+              <w:right w:val="single" w:color="CCCCCC" w:sz="1"/>
+            </w:tcBorders>
+            <w:tcMar>
+              <w:top w:type="dxa" w:w="80"/>
+              <w:left w:type="dxa" w:w="120"/>
+              <w:bottom w:type="dxa" w:w="80"/>
+              <w:right w:type="dxa" w:w="120"/>
+            </w:tcMar>
+          </w:tcPr>
+          <w:p>
+            <w:r>
+              <w:t xml:space="preserve">Full-text search across pathway name and properties.</w:t>
+            </w:r>
+          </w:p>
+        </w:tc>
+      </w:tr>
+      <w:tr>
+        <w:tc>
+          <w:tcPr>
+            <w:tcW w:type="dxa" w:w="3200"/>
+            <w:tcBorders>
+              <w:top w:val="single" w:color="CCCCCC" w:sz="1"/>
+              <w:left w:val="single" w:color="CCCCCC" w:sz="1"/>
+              <w:bottom w:val="single" w:color="CCCCCC" w:sz="1"/>
+              <w:right w:val="single" w:color="CCCCCC" w:sz="1"/>
+            </w:tcBorders>
+            <w:tcMar>
+              <w:top w:type="dxa" w:w="80"/>
+              <w:left w:type="dxa" w:w="120"/>
+              <w:bottom w:type="dxa" w:w="80"/>
+              <w:right w:type="dxa" w:w="120"/>
+            </w:tcMar>
+          </w:tcPr>
+          <w:p>
+            <w:r>
+              <w:t xml:space="preserve">POST /api/pathways/search/entity</w:t>
+            </w:r>
+          </w:p>
+        </w:tc>
+        <w:tc>
+          <w:tcPr>
+            <w:tcW w:type="dxa" w:w="6160"/>
+            <w:tcBorders>
+              <w:top w:val="single" w:color="CCCCCC" w:sz="1"/>
+              <w:left w:val="single" w:color="CCCCCC" w:sz="1"/>
+              <w:bottom w:val="single" w:color="CCCCCC" w:sz="1"/>
+              <w:right w:val="single" w:color="CCCCCC" w:sz="1"/>
+            </w:tcBorders>
+            <w:tcMar>
+              <w:top w:type="dxa" w:w="80"/>
+              <w:left w:type="dxa" w:w="120"/>
+              <w:bottom w:type="dxa" w:w="80"/>
+              <w:right w:type="dxa" w:w="120"/>
+            </w:tcMar>
+          </w:tcPr>
+          <w:p>
+            <w:r>
+              <w:t xml:space="preserve">Entity Search — pathways containing any of a set of selected node URNs, ranked by a Fisher exact test against the collection-wide background population.</w:t>
+            </w:r>
+          </w:p>
+        </w:tc>
+      </w:tr>
+      <w:tr>
+        <w:tc>
+          <w:tcPr>
+            <w:tcW w:type="dxa" w:w="3200"/>
+            <w:tcBorders>
+              <w:top w:val="single" w:color="CCCCCC" w:sz="1"/>
+              <w:left w:val="single" w:color="CCCCCC" w:sz="1"/>
+              <w:bottom w:val="single" w:color="CCCCCC" w:sz="1"/>
+              <w:right w:val="single" w:color="CCCCCC" w:sz="1"/>
+            </w:tcBorders>
+            <w:tcMar>
+              <w:top w:type="dxa" w:w="80"/>
+              <w:left w:type="dxa" w:w="120"/>
+              <w:bottom w:type="dxa" w:w="80"/>
+              <w:right w:type="dxa" w:w="120"/>
+            </w:tcMar>
+          </w:tcPr>
+          <w:p>
+            <w:r>
+              <w:t xml:space="preserve">POST /api/pathways/search/combined</w:t>
+            </w:r>
+          </w:p>
+        </w:tc>
+        <w:tc>
+          <w:tcPr>
+            <w:tcW w:type="dxa" w:w="6160"/>
+            <w:tcBorders>
+              <w:top w:val="single" w:color="CCCCCC" w:sz="1"/>
+              <w:left w:val="single" w:color="CCCCCC" w:sz="1"/>
+              <w:bottom w:val="single" w:color="CCCCCC" w:sz="1"/>
+              <w:right w:val="single" w:color="CCCCCC" w:sz="1"/>
+            </w:tcBorders>
+            <w:tcMar>
+              <w:top w:type="dxa" w:w="80"/>
+              <w:left w:type="dxa" w:w="120"/>
+              <w:bottom w:type="dxa" w:w="80"/>
+              <w:right w:type="dxa" w:w="120"/>
+            </w:tcMar>
+          </w:tcPr>
+          <w:p>
+            <w:r>
+              <w:t xml:space="preserve">Combined Search — entity overlap and text relevance scored together.</w:t>
+            </w:r>
+          </w:p>
+        </w:tc>
+      </w:tr>
+      <w:tr>
+        <w:tc>
+          <w:tcPr>
+            <w:tcW w:type="dxa" w:w="3200"/>
+            <w:tcBorders>
+              <w:top w:val="single" w:color="CCCCCC" w:sz="1"/>
+              <w:left w:val="single" w:color="CCCCCC" w:sz="1"/>
+              <w:bottom w:val="single" w:color="CCCCCC" w:sz="1"/>
+              <w:right w:val="single" w:color="CCCCCC" w:sz="1"/>
+            </w:tcBorders>
+            <w:tcMar>
+              <w:top w:type="dxa" w:w="80"/>
+              <w:left w:type="dxa" w:w="120"/>
+              <w:bottom w:type="dxa" w:w="80"/>
+              <w:right w:type="dxa" w:w="120"/>
+            </w:tcMar>
+          </w:tcPr>
+          <w:p>
+            <w:r>
+              <w:t xml:space="preserve">POST /api/pathways/open</w:t>
+            </w:r>
+          </w:p>
+        </w:tc>
+        <w:tc>
+          <w:tcPr>
+            <w:tcW w:type="dxa" w:w="6160"/>
+            <w:tcBorders>
+              <w:top w:val="single" w:color="CCCCCC" w:sz="1"/>
+              <w:left w:val="single" w:color="CCCCCC" w:sz="1"/>
+              <w:bottom w:val="single" w:color="CCCCCC" w:sz="1"/>
+              <w:right w:val="single" w:color="CCCCCC" w:sz="1"/>
+            </w:tcBorders>
+            <w:tcMar>
+              <w:top w:type="dxa" w:w="80"/>
+              <w:left w:type="dxa" w:w="120"/>
+              <w:bottom w:type="dxa" w:w="80"/>
+              <w:right w:type="dxa" w:w="120"/>
+            </w:tcMar>
+          </w:tcPr>
+          <w:p>
+            <w:r>
+              <w:t xml:space="preserve">Open one named pathway from a given source file (a batch RNEF file can contain several).</w:t>
+            </w:r>
+          </w:p>
+        </w:tc>
+      </w:tr>
+      <w:tr>
+        <w:tc>
+          <w:tcPr>
+            <w:tcW w:type="dxa" w:w="3200"/>
+            <w:tcBorders>
+              <w:top w:val="single" w:color="CCCCCC" w:sz="1"/>
+              <w:left w:val="single" w:color="CCCCCC" w:sz="1"/>
+              <w:bottom w:val="single" w:color="CCCCCC" w:sz="1"/>
+              <w:right w:val="single" w:color="CCCCCC" w:sz="1"/>
+            </w:tcBorders>
+            <w:tcMar>
+              <w:top w:type="dxa" w:w="80"/>
+              <w:left w:type="dxa" w:w="120"/>
+              <w:bottom w:type="dxa" w:w="80"/>
+              <w:right w:type="dxa" w:w="120"/>
+            </w:tcMar>
+          </w:tcPr>
+          <w:p>
+            <w:r>
+              <w:t xml:space="preserve">POST /api/pathways/annotation</w:t>
+            </w:r>
+          </w:p>
+        </w:tc>
+        <w:tc>
+          <w:tcPr>
+            <w:tcW w:type="dxa" w:w="6160"/>
+            <w:tcBorders>
+              <w:top w:val="single" w:color="CCCCCC" w:sz="1"/>
+              <w:left w:val="single" w:color="CCCCCC" w:sz="1"/>
+              <w:bottom w:val="single" w:color="CCCCCC" w:sz="1"/>
+              <w:right w:val="single" w:color="CCCCCC" w:sz="1"/>
+            </w:tcBorders>
+            <w:tcMar>
+              <w:top w:type="dxa" w:w="80"/>
+              <w:left w:type="dxa" w:w="120"/>
+              <w:bottom w:type="dxa" w:w="80"/>
+              <w:right w:type="dxa" w:w="120"/>
+            </w:tcMar>
+          </w:tcPr>
+          <w:p>
+            <w:r>
+              <w:t xml:space="preserve">Save edits to a pathway’s &lt;properties&gt; annotation.</w:t>
+            </w:r>
+          </w:p>
+        </w:tc>
+      </w:tr>
+      <w:tr>
+        <w:tc>
+          <w:tcPr>
+            <w:tcW w:type="dxa" w:w="3200"/>
+            <w:tcBorders>
+              <w:top w:val="single" w:color="CCCCCC" w:sz="1"/>
+              <w:left w:val="single" w:color="CCCCCC" w:sz="1"/>
+              <w:bottom w:val="single" w:color="CCCCCC" w:sz="1"/>
+              <w:right w:val="single" w:color="CCCCCC" w:sz="1"/>
+            </w:tcBorders>
+            <w:tcMar>
+              <w:top w:type="dxa" w:w="80"/>
+              <w:left w:type="dxa" w:w="120"/>
+              <w:bottom w:type="dxa" w:w="80"/>
+              <w:right w:type="dxa" w:w="120"/>
+            </w:tcMar>
+          </w:tcPr>
+          <w:p>
+            <w:r>
+              <w:t xml:space="preserve">POST /api/pathways/save-graph</w:t>
+            </w:r>
+          </w:p>
+        </w:tc>
+        <w:tc>
+          <w:tcPr>
+            <w:tcW w:type="dxa" w:w="6160"/>
+            <w:tcBorders>
+              <w:top w:val="single" w:color="CCCCCC" w:sz="1"/>
+              <w:left w:val="single" w:color="CCCCCC" w:sz="1"/>
+              <w:bottom w:val="single" w:color="CCCCCC" w:sz="1"/>
+              <w:right w:val="single" w:color="CCCCCC" w:sz="1"/>
+            </w:tcBorders>
+            <w:tcMar>
+              <w:top w:type="dxa" w:w="80"/>
+              <w:left w:type="dxa" w:w="120"/>
+              <w:bottom w:type="dxa" w:w="80"/>
+              <w:right w:type="dxa" w:w="120"/>
+            </w:tcMar>
+          </w:tcPr>
+          <w:p>
+            <w:r>
+              <w:t xml:space="preserve">Save the currently open pathway back to its own source file in place.</w:t>
+            </w:r>
+          </w:p>
+        </w:tc>
+      </w:tr>
+      <w:tr>
+        <w:tc>
+          <w:tcPr>
+            <w:tcW w:type="dxa" w:w="3200"/>
+            <w:tcBorders>
+              <w:top w:val="single" w:color="CCCCCC" w:sz="1"/>
+              <w:left w:val="single" w:color="CCCCCC" w:sz="1"/>
+              <w:bottom w:val="single" w:color="CCCCCC" w:sz="1"/>
+              <w:right w:val="single" w:color="CCCCCC" w:sz="1"/>
+            </w:tcBorders>
+            <w:tcMar>
+              <w:top w:type="dxa" w:w="80"/>
+              <w:left w:type="dxa" w:w="120"/>
+              <w:bottom w:type="dxa" w:w="80"/>
+              <w:right w:type="dxa" w:w="120"/>
+            </w:tcMar>
+          </w:tcPr>
+          <w:p>
+            <w:r>
+              <w:t xml:space="preserve">POST /api/pathways/save-graph-as</w:t>
+            </w:r>
+          </w:p>
+        </w:tc>
+        <w:tc>
+          <w:tcPr>
+            <w:tcW w:type="dxa" w:w="6160"/>
+            <w:tcBorders>
+              <w:top w:val="single" w:color="CCCCCC" w:sz="1"/>
+              <w:left w:val="single" w:color="CCCCCC" w:sz="1"/>
+              <w:bottom w:val="single" w:color="CCCCCC" w:sz="1"/>
+              <w:right w:val="single" w:color="CCCCCC" w:sz="1"/>
+            </w:tcBorders>
+            <w:tcMar>
+              <w:top w:type="dxa" w:w="80"/>
+              <w:left w:type="dxa" w:w="120"/>
+              <w:bottom w:type="dxa" w:w="80"/>
+              <w:right w:type="dxa" w:w="120"/>
+            </w:tcMar>
+          </w:tcPr>
+          <w:p>
+            <w:r>
+              <w:t xml:space="preserve">Save the currently open pathway as a new file (full copy), optionally into a different folder.</w:t>
+            </w:r>
+          </w:p>
+        </w:tc>
+      </w:tr>
+      <w:tr>
+        <w:tc>
+          <w:tcPr>
+            <w:tcW w:type="dxa" w:w="3200"/>
+            <w:tcBorders>
+              <w:top w:val="single" w:color="CCCCCC" w:sz="1"/>
+              <w:left w:val="single" w:color="CCCCCC" w:sz="1"/>
+              <w:bottom w:val="single" w:color="CCCCCC" w:sz="1"/>
+              <w:right w:val="single" w:color="CCCCCC" w:sz="1"/>
+            </w:tcBorders>
+            <w:tcMar>
+              <w:top w:type="dxa" w:w="80"/>
+              <w:left w:type="dxa" w:w="120"/>
+              <w:bottom w:type="dxa" w:w="80"/>
+              <w:right w:type="dxa" w:w="120"/>
+            </w:tcMar>
+          </w:tcPr>
+          <w:p>
+            <w:r>
+              <w:t xml:space="preserve">POST /api/pathways/save-alias-as</w:t>
+            </w:r>
+          </w:p>
+        </w:tc>
+        <w:tc>
+          <w:tcPr>
+            <w:tcW w:type="dxa" w:w="6160"/>
+            <w:tcBorders>
+              <w:top w:val="single" w:color="CCCCCC" w:sz="1"/>
+              <w:left w:val="single" w:color="CCCCCC" w:sz="1"/>
+              <w:bottom w:val="single" w:color="CCCCCC" w:sz="1"/>
+              <w:right w:val="single" w:color="CCCCCC" w:sz="1"/>
+            </w:tcBorders>
+            <w:tcMar>
+              <w:top w:type="dxa" w:w="80"/>
+              <w:left w:type="dxa" w:w="120"/>
+              <w:bottom w:type="dxa" w:w="80"/>
+              <w:right w:type="dxa" w:w="120"/>
+            </w:tcMar>
+          </w:tcPr>
+          <w:p>
+            <w:r>
+              <w:t xml:space="preserve">Save a Pathway Alias — a lightweight pointer to the currently open pathway’s own urn, resolved against every real pathway’s urn already in the index — into a chosen folder, without duplicating its content.</w:t>
+            </w:r>
+          </w:p>
+        </w:tc>
+      </w:tr>
+    </w:tbl>
+    <w:p>
+      <w:pPr>
+        <w:pStyle w:val="Heading2"/>
+      </w:pPr>
+      <w:r>
+        <w:t xml:space="preserve">3.9 Explore / Batch Relationship Queries</w:t>
+      </w:r>
+    </w:p>
+    <w:tbl>
+      <w:tblPr>
+        <w:tblW w:type="dxa" w:w="9360"/>
+        <w:tblBorders>
+          <w:top w:val="single" w:color="auto" w:sz="4"/>
+          <w:left w:val="single" w:color="auto" w:sz="4"/>
+          <w:bottom w:val="single" w:color="auto" w:sz="4"/>
+          <w:right w:val="single" w:color="auto" w:sz="4"/>
+          <w:insideH w:val="single" w:color="auto" w:sz="4"/>
+          <w:insideV w:val="single" w:color="auto" w:sz="4"/>
+        </w:tblBorders>
+      </w:tblPr>
+      <w:tblGrid>
+        <w:gridCol w:w="3200"/>
+        <w:gridCol w:w="6160"/>
+      </w:tblGrid>
+      <w:tr>
+        <w:trPr>
+          <w:tblHeader/>
+        </w:trPr>
+        <w:tc>
+          <w:tcPr>
+            <w:tcW w:type="dxa" w:w="3200"/>
+            <w:tcBorders>
+              <w:top w:val="single" w:color="CCCCCC" w:sz="1"/>
+              <w:left w:val="single" w:color="CCCCCC" w:sz="1"/>
+              <w:bottom w:val="single" w:color="CCCCCC" w:sz="1"/>
+              <w:right w:val="single" w:color="CCCCCC" w:sz="1"/>
+            </w:tcBorders>
+            <w:shd w:fill="2E75B6" w:val="clear"/>
+            <w:tcMar>
+              <w:top w:type="dxa" w:w="80"/>
+              <w:left w:type="dxa" w:w="120"/>
+              <w:bottom w:type="dxa" w:w="80"/>
+              <w:right w:type="dxa" w:w="120"/>
+            </w:tcMar>
+          </w:tcPr>
+          <w:p>
+            <w:r>
+              <w:rPr>
+                <w:b/>
+                <w:bCs/>
+                <w:color w:val="FFFFFF"/>
+              </w:rPr>
+              <w:t xml:space="preserve">Endpoint</w:t>
+            </w:r>
+          </w:p>
+        </w:tc>
+        <w:tc>
+          <w:tcPr>
+            <w:tcW w:type="dxa" w:w="6160"/>
+            <w:tcBorders>
+              <w:top w:val="single" w:color="CCCCCC" w:sz="1"/>
+              <w:left w:val="single" w:color="CCCCCC" w:sz="1"/>
+              <w:bottom w:val="single" w:color="CCCCCC" w:sz="1"/>
+              <w:right w:val="single" w:color="CCCCCC" w:sz="1"/>
+            </w:tcBorders>
+            <w:shd w:fill="2E75B6" w:val="clear"/>
+            <w:tcMar>
+              <w:top w:type="dxa" w:w="80"/>
+              <w:left w:type="dxa" w:w="120"/>
+              <w:bottom w:type="dxa" w:w="80"/>
+              <w:right w:type="dxa" w:w="120"/>
+            </w:tcMar>
+          </w:tcPr>
+          <w:p>
+            <w:r>
+              <w:rPr>
+                <w:b/>
+                <w:bCs/>
+                <w:color w:val="FFFFFF"/>
+              </w:rPr>
+              <w:t xml:space="preserve">Description</w:t>
+            </w:r>
+          </w:p>
+        </w:tc>
+      </w:tr>
+      <w:tr>
+        <w:tc>
+          <w:tcPr>
+            <w:tcW w:type="dxa" w:w="3200"/>
+            <w:tcBorders>
+              <w:top w:val="single" w:color="CCCCCC" w:sz="1"/>
+              <w:left w:val="single" w:color="CCCCCC" w:sz="1"/>
+              <w:bottom w:val="single" w:color="CCCCCC" w:sz="1"/>
+              <w:right w:val="single" w:color="CCCCCC" w:sz="1"/>
+            </w:tcBorders>
+            <w:tcMar>
+              <w:top w:type="dxa" w:w="80"/>
+              <w:left w:type="dxa" w:w="120"/>
+              <w:bottom w:type="dxa" w:w="80"/>
+              <w:right w:type="dxa" w:w="120"/>
+            </w:tcMar>
+          </w:tcPr>
+          <w:p>
+            <w:r>
+              <w:t xml:space="preserve">POST /api/graph/explore-relations-report</w:t>
+            </w:r>
+          </w:p>
+        </w:tc>
+        <w:tc>
+          <w:tcPr>
+            <w:tcW w:type="dxa" w:w="6160"/>
+            <w:tcBorders>
+              <w:top w:val="single" w:color="CCCCCC" w:sz="1"/>
+              <w:left w:val="single" w:color="CCCCCC" w:sz="1"/>
+              <w:bottom w:val="single" w:color="CCCCCC" w:sz="1"/>
+              <w:right w:val="single" w:color="CCCCCC" w:sz="1"/>
+            </w:tcBorders>
+            <w:tcMar>
+              <w:top w:type="dxa" w:w="80"/>
+              <w:left w:type="dxa" w:w="120"/>
+              <w:bottom w:type="dxa" w:w="80"/>
+              <w:right w:type="dxa" w:w="120"/>
+            </w:tcMar>
+          </w:tcPr>
+          <w:p>
+            <w:r>
+              <w:t xml:space="preserve">Shared backend for Find relations between Selected/Unselected, Connect Selected Nodes, and Expand Selected Nodes’s "All relations" path — node/relation type checkboxes plus arbitrary node/relation property filters, returning grouped rows for the Connectivity Report.</w:t>
+            </w:r>
+          </w:p>
+        </w:tc>
+      </w:tr>
+      <w:tr>
+        <w:tc>
+          <w:tcPr>
+            <w:tcW w:type="dxa" w:w="3200"/>
+            <w:tcBorders>
+              <w:top w:val="single" w:color="CCCCCC" w:sz="1"/>
+              <w:left w:val="single" w:color="CCCCCC" w:sz="1"/>
+              <w:bottom w:val="single" w:color="CCCCCC" w:sz="1"/>
+              <w:right w:val="single" w:color="CCCCCC" w:sz="1"/>
+            </w:tcBorders>
+            <w:tcMar>
+              <w:top w:type="dxa" w:w="80"/>
+              <w:left w:type="dxa" w:w="120"/>
+              <w:bottom w:type="dxa" w:w="80"/>
+              <w:right w:type="dxa" w:w="120"/>
+            </w:tcMar>
+          </w:tcPr>
+          <w:p>
+            <w:r>
+              <w:t xml:space="preserve">POST /api/graph/common-neighbors-report</w:t>
+            </w:r>
+          </w:p>
+        </w:tc>
+        <w:tc>
+          <w:tcPr>
+            <w:tcW w:type="dxa" w:w="6160"/>
+            <w:tcBorders>
+              <w:top w:val="single" w:color="CCCCCC" w:sz="1"/>
+              <w:left w:val="single" w:color="CCCCCC" w:sz="1"/>
+              <w:bottom w:val="single" w:color="CCCCCC" w:sz="1"/>
+              <w:right w:val="single" w:color="CCCCCC" w:sz="1"/>
+            </w:tcBorders>
+            <w:tcMar>
+              <w:top w:type="dxa" w:w="80"/>
+              <w:left w:type="dxa" w:w="120"/>
+              <w:bottom w:type="dxa" w:w="80"/>
+              <w:right w:type="dxa" w:w="120"/>
+            </w:tcMar>
+          </w:tcPr>
+          <w:p>
+            <w:r>
+              <w:t xml:space="preserve">Grouped common-neighbor rows (direction: any / regulators / targets), same filter shape as explore-relations-report.</w:t>
+            </w:r>
+          </w:p>
+        </w:tc>
+      </w:tr>
+      <w:tr>
+        <w:tc>
+          <w:tcPr>
+            <w:tcW w:type="dxa" w:w="3200"/>
+            <w:tcBorders>
+              <w:top w:val="single" w:color="CCCCCC" w:sz="1"/>
+              <w:left w:val="single" w:color="CCCCCC" w:sz="1"/>
+              <w:bottom w:val="single" w:color="CCCCCC" w:sz="1"/>
+              <w:right w:val="single" w:color="CCCCCC" w:sz="1"/>
+            </w:tcBorders>
+            <w:tcMar>
+              <w:top w:type="dxa" w:w="80"/>
+              <w:left w:type="dxa" w:w="120"/>
+              <w:bottom w:type="dxa" w:w="80"/>
+              <w:right w:type="dxa" w:w="120"/>
+            </w:tcMar>
+          </w:tcPr>
+          <w:p>
+            <w:r>
+              <w:t xml:space="preserve">POST /api/graph/find-drugs</w:t>
+            </w:r>
+          </w:p>
+        </w:tc>
+        <w:tc>
+          <w:tcPr>
+            <w:tcW w:type="dxa" w:w="6160"/>
+            <w:tcBorders>
+              <w:top w:val="single" w:color="CCCCCC" w:sz="1"/>
+              <w:left w:val="single" w:color="CCCCCC" w:sz="1"/>
+              <w:bottom w:val="single" w:color="CCCCCC" w:sz="1"/>
+              <w:right w:val="single" w:color="CCCCCC" w:sz="1"/>
+            </w:tcBorders>
+            <w:tcMar>
+              <w:top w:type="dxa" w:w="80"/>
+              <w:left w:type="dxa" w:w="120"/>
+              <w:bottom w:type="dxa" w:w="80"/>
+              <w:right w:type="dxa" w:w="120"/>
+            </w:tcMar>
+          </w:tcPr>
+          <w:p>
+            <w:r>
+              <w:t xml:space="preserve">Drugs upstream of a selection, with relation-type and Effect filters; merges directly into the graph.</w:t>
+            </w:r>
+          </w:p>
+        </w:tc>
+      </w:tr>
+      <w:tr>
+        <w:tc>
+          <w:tcPr>
+            <w:tcW w:type="dxa" w:w="3200"/>
+            <w:tcBorders>
+              <w:top w:val="single" w:color="CCCCCC" w:sz="1"/>
+              <w:left w:val="single" w:color="CCCCCC" w:sz="1"/>
+              <w:bottom w:val="single" w:color="CCCCCC" w:sz="1"/>
+              <w:right w:val="single" w:color="CCCCCC" w:sz="1"/>
+            </w:tcBorders>
+            <w:tcMar>
+              <w:top w:type="dxa" w:w="80"/>
+              <w:left w:type="dxa" w:w="120"/>
+              <w:bottom w:type="dxa" w:w="80"/>
+              <w:right w:type="dxa" w:w="120"/>
+            </w:tcMar>
+          </w:tcPr>
+          <w:p>
+            <w:r>
+              <w:t xml:space="preserve">POST /api/graph/find-drugs-report</w:t>
+            </w:r>
+          </w:p>
+        </w:tc>
+        <w:tc>
+          <w:tcPr>
+            <w:tcW w:type="dxa" w:w="6160"/>
+            <w:tcBorders>
+              <w:top w:val="single" w:color="CCCCCC" w:sz="1"/>
+              <w:left w:val="single" w:color="CCCCCC" w:sz="1"/>
+              <w:bottom w:val="single" w:color="CCCCCC" w:sz="1"/>
+              <w:right w:val="single" w:color="CCCCCC" w:sz="1"/>
+            </w:tcBorders>
+            <w:tcMar>
+              <w:top w:type="dxa" w:w="80"/>
+              <w:left w:type="dxa" w:w="120"/>
+              <w:bottom w:type="dxa" w:w="80"/>
+              <w:right w:type="dxa" w:w="120"/>
+            </w:tcMar>
+          </w:tcPr>
+          <w:p>
+            <w:r>
+              <w:t xml:space="preserve">Same query as find-drugs, returning Connectivity Report rows instead — used automatically once a selection exceeds 2 nodes.</w:t>
+            </w:r>
+          </w:p>
+        </w:tc>
+      </w:tr>
+    </w:tbl>
+    <w:p>
+      <w:r>
+        <w:br w:type="page"/>
+      </w:r>
+    </w:p>
+    <w:p>
+      <w:pPr>
+        <w:pStyle w:val="Heading1"/>
+      </w:pPr>
+      <w:r>
+        <w:t xml:space="preserve">4. API Reference — agent_service.py</w:t>
+      </w:r>
+    </w:p>
+    <w:p>
+      <w:pPr>
+        <w:spacing w:after="160"/>
+      </w:pPr>
+      <w:r>
+        <w:t xml:space="preserve">The agent service exposes its own route set, reached only via server.js's proxy:</w:t>
+      </w:r>
+    </w:p>
+    <w:tbl>
+      <w:tblPr>
+        <w:tblW w:type="dxa" w:w="9360"/>
+        <w:tblBorders>
+          <w:top w:val="single" w:color="auto" w:sz="4"/>
+          <w:left w:val="single" w:color="auto" w:sz="4"/>
+          <w:bottom w:val="single" w:color="auto" w:sz="4"/>
+          <w:right w:val="single" w:color="auto" w:sz="4"/>
+          <w:insideH w:val="single" w:color="auto" w:sz="4"/>
+          <w:insideV w:val="single" w:color="auto" w:sz="4"/>
+        </w:tblBorders>
+      </w:tblPr>
+      <w:tblGrid>
+        <w:gridCol w:w="3200"/>
+        <w:gridCol w:w="6160"/>
+      </w:tblGrid>
+      <w:tr>
+        <w:trPr>
+          <w:tblHeader/>
+        </w:trPr>
+        <w:tc>
+          <w:tcPr>
+            <w:tcW w:type="dxa" w:w="3200"/>
+            <w:tcBorders>
+              <w:top w:val="single" w:color="CCCCCC" w:sz="1"/>
+              <w:left w:val="single" w:color="CCCCCC" w:sz="1"/>
+              <w:bottom w:val="single" w:color="CCCCCC" w:sz="1"/>
+              <w:right w:val="single" w:color="CCCCCC" w:sz="1"/>
+            </w:tcBorders>
+            <w:shd w:fill="2E75B6" w:val="clear"/>
+            <w:tcMar>
+              <w:top w:type="dxa" w:w="80"/>
+              <w:left w:type="dxa" w:w="120"/>
+              <w:bottom w:type="dxa" w:w="80"/>
+              <w:right w:type="dxa" w:w="120"/>
+            </w:tcMar>
+          </w:tcPr>
+          <w:p>
+            <w:r>
+              <w:rPr>
+                <w:b/>
+                <w:bCs/>
+                <w:color w:val="FFFFFF"/>
+              </w:rPr>
+              <w:t xml:space="preserve">Endpoint</w:t>
+            </w:r>
+          </w:p>
+        </w:tc>
+        <w:tc>
+          <w:tcPr>
+            <w:tcW w:type="dxa" w:w="6160"/>
+            <w:tcBorders>
+              <w:top w:val="single" w:color="CCCCCC" w:sz="1"/>
+              <w:left w:val="single" w:color="CCCCCC" w:sz="1"/>
+              <w:bottom w:val="single" w:color="CCCCCC" w:sz="1"/>
+              <w:right w:val="single" w:color="CCCCCC" w:sz="1"/>
+            </w:tcBorders>
+            <w:shd w:fill="2E75B6" w:val="clear"/>
+            <w:tcMar>
+              <w:top w:type="dxa" w:w="80"/>
+              <w:left w:type="dxa" w:w="120"/>
+              <w:bottom w:type="dxa" w:w="80"/>
+              <w:right w:type="dxa" w:w="120"/>
+            </w:tcMar>
+          </w:tcPr>
+          <w:p>
+            <w:r>
+              <w:rPr>
+                <w:b/>
+                <w:bCs/>
+                <w:color w:val="FFFFFF"/>
+              </w:rPr>
+              <w:t xml:space="preserve">Description</w:t>
+            </w:r>
+          </w:p>
+        </w:tc>
+      </w:tr>
+      <w:tr>
+        <w:tc>
+          <w:tcPr>
+            <w:tcW w:type="dxa" w:w="3200"/>
+            <w:tcBorders>
+              <w:top w:val="single" w:color="CCCCCC" w:sz="1"/>
+              <w:left w:val="single" w:color="CCCCCC" w:sz="1"/>
+              <w:bottom w:val="single" w:color="CCCCCC" w:sz="1"/>
+              <w:right w:val="single" w:color="CCCCCC" w:sz="1"/>
+            </w:tcBorders>
+            <w:tcMar>
+              <w:top w:type="dxa" w:w="80"/>
+              <w:left w:type="dxa" w:w="120"/>
+              <w:bottom w:type="dxa" w:w="80"/>
+              <w:right w:type="dxa" w:w="120"/>
+            </w:tcMar>
+          </w:tcPr>
+          <w:p>
+            <w:r>
               <w:t xml:space="preserve">GET /health</w:t>
             </w:r>
           </w:p>
@@ -4106,7 +5106,7 @@
         <w:pStyle w:val="Heading2"/>
       </w:pPr>
       <w:r>
-        <w:t xml:space="preserve">6.6 Shortest Path</w:t>
+        <w:t xml:space="preserve">6.6 Explore Menu</w:t>
       </w:r>
     </w:p>
     <w:p>
@@ -4114,7 +5114,7 @@
         <w:spacing w:after="160"/>
       </w:pPr>
       <w:r>
-        <w:t xml:space="preserve">A dialog for finding shortest paths (1–15 hops) among up to 10 selected nodes, restricted to a chosen subset of relationship types.</w:t>
+        <w:t xml:space="preserve">Find relations between Selected/Unselected, Connect Selected Nodes, Expand Selected Nodes, Find Common Neighbors, and Shortest Path (1–15 hops among up to 10 selected nodes) all share one configuration dialog: per-node-type and per-relation-type checkboxes grouped into subsections, plus arbitrary "+ Add filter" property filters on either node or relationship properties. The last-used type selections and filter rows are remembered per subsection across sessions (localStorage), so a user does not have to reconstruct a query’s exact scope from memory to reproduce it later. Menu items that require at least two selected nodes are visually dimmed — but remain clickable, surfacing the same validation message — whenever fewer are selected.</w:t>
       </w:r>
     </w:p>
     <w:p>
@@ -4147,6 +5147,38 @@
       </w:pPr>
       <w:r>
         <w:t xml:space="preserve">RNEF pathway import (single or multi-pathway, one tab per pathway), JSON subgraph save/load, Excel and CSV export with automatic file-splitting for very large result sets, and Sankey SVG export.</w:t>
+      </w:r>
+    </w:p>
+    <w:p>
+      <w:pPr>
+        <w:pStyle w:val="Heading2"/>
+      </w:pPr>
+      <w:r>
+        <w:t xml:space="preserve">6.9 Pathway Collection</w:t>
+      </w:r>
+    </w:p>
+    <w:p>
+      <w:pPr>
+        <w:spacing w:after="160"/>
+      </w:pPr>
+      <w:r>
+        <w:t xml:space="preserve">Configured under ⚙ Settings → Pathway Collection (a directory path, indexed via rnef_index.py). Browse presents a drill-down folder tree with a recursive pathway count per folder; Pathway Alias entries — lightweight references to a pathway that physically lives in a different folder, avoiding duplicating curated content across multiple disease/process categories — are shown inline with a 🔗 icon and open the real pathway when clicked. Text Search, Entity Search (URN-overlap ranked via a Fisher exact test), and Combined Search each open a dedicated results dialog; Alphabetical Index and Anatomy Index group the same indexed pathway list by name and by anatomical annotation fields (Organ, Organ System, Organelle, Tissue, CellType) respectively; Statistics reports collection-wide node/relation type counts and reference/sentence totals. A pathway can be saved back with Pathways → Save (in place) or Save As — either a full copy into a chosen folder, or a Pathway Alias pointing at the currently open pathway without duplicating it.</w:t>
+      </w:r>
+    </w:p>
+    <w:p>
+      <w:pPr>
+        <w:pStyle w:val="Heading2"/>
+      </w:pPr>
+      <w:r>
+        <w:t xml:space="preserve">6.10 Connectivity Report</w:t>
+      </w:r>
+    </w:p>
+    <w:p>
+      <w:pPr>
+        <w:spacing w:after="160"/>
+      </w:pPr>
+      <w:r>
+        <w:t xml:space="preserve">The shared results dialog for Find Drugs, and for the Explore menu’s Find relations between / Connect Selected / Expand / Find Common Neighbors actions once a query returns candidate rows to choose from rather than a single result to merge directly. Rows are sortable by name, node type, target count, and reference/snippet count; a node-type and relation-type breakdown above the table summarizes the whole result set at a glance. Rows are individually selectable, including shift-click range selection, and the selection can be added to the current graph or opened in a new tab. The dialog only closes via its own × button or Cancel — an accidental click outside it no longer discards results the user may have waited a long time for.</w:t>
       </w:r>
     </w:p>
     <w:p>
@@ -4225,6 +5257,19 @@
       </w:pPr>
       <w:r>
         <w:t xml:space="preserve">PostgreSQL literature lives in a reference table (per-schema), joined to Neo4j relations by RelationID, with optional citation-metric columns from a companion scopus_data table.</w:t>
+      </w:r>
+    </w:p>
+    <w:p>
+      <w:pPr>
+        <w:pStyle w:val="ListParagraph"/>
+        <w:numPr>
+          <w:ilvl w:val="0"/>
+          <w:numId w:val="2"/>
+        </w:numPr>
+        <w:spacing w:after="80"/>
+      </w:pPr>
+      <w:r>
+        <w:t xml:space="preserve">A Pathway Alias is an index entry with resnetType ‘Alias’ and isAlias: true, carrying an aliasTargetUrn resolved (by matching urn) against every real pathway’s own pathwayUrn — never a copy of that pathway’s nodes/relations. It originates either from a curated “&lt;FolderName&gt;_symlinks.rnef” manifest (a nameless resnet whose MemberOf controls carry a Relationship="symlink" attribute) or from an app-created “&lt;name&gt;.alias.json” sidecar (Pathways → Save As → Alias); both resolve to the same shape in the index.</w:t>
       </w:r>
     </w:p>
     <w:p>
